--- a/docs/SUBMISSION_READINESS_CHECKLIST_2026-05-17.docx
+++ b/docs/SUBMISSION_READINESS_CHECKLIST_2026-05-17.docx
@@ -2,31 +2,97 @@
 <file path=word/document.xml><?xml version="1.0" encoding="utf-8"?>
 <w:document xmlns:w="http://schemas.openxmlformats.org/wordprocessingml/2006/main" xmlns:m="http://schemas.openxmlformats.org/officeDocument/2006/math" xmlns:r="http://schemas.openxmlformats.org/officeDocument/2006/relationships" xmlns:o="urn:schemas-microsoft-com:office:office" xmlns:v="urn:schemas-microsoft-com:vml" xmlns:w10="urn:schemas-microsoft-com:office:word" xmlns:a="http://schemas.openxmlformats.org/drawingml/2006/main" xmlns:pic="http://schemas.openxmlformats.org/drawingml/2006/picture" xmlns:wp="http://schemas.openxmlformats.org/drawingml/2006/wordprocessingDrawing">
   <w:body>
-    <w:bookmarkStart w:id="16" w:name="submission-readiness-checklist"/>
+    <w:bookmarkStart w:id="15" w:name="submission-readiness-checklist"/>
     <w:p>
       <w:pPr>
         <w:pStyle w:val="Heading1"/>
+        <w:keepNext/>
+        <w:spacing w:before="0" w:after="280" w:line="240" w:lineRule="auto"/>
+        <w:jc w:val="left"/>
       </w:pPr>
       <w:r>
+        <w:rPr>
+          <w:rFonts w:ascii="Calibri" w:hAnsi="Calibri" w:eastAsia="Calibri"/>
+          <w:b/>
+          <w:color w:val="0B2545"/>
+          <w:sz w:val="46"/>
+        </w:rPr>
         <w:t xml:space="preserve">Submission Readiness Checklist</w:t>
       </w:r>
     </w:p>
     <w:p>
       <w:pPr>
         <w:pStyle w:val="FirstParagraph"/>
+        <w:spacing w:after="240"/>
       </w:pPr>
       <w:r>
         <w:rPr>
+          <w:rFonts w:ascii="Calibri" w:hAnsi="Calibri" w:eastAsia="Calibri"/>
           <w:b/>
           <w:bCs/>
+          <w:i/>
+          <w:color w:val="666666"/>
+          <w:sz w:val="20"/>
         </w:rPr>
-        <w:t xml:space="preserve">Date:</w:t>
-      </w:r>
-      <w:r>
+        <w:t xml:space="preserve">Last reconciled:</w:t>
+      </w:r>
+      <w:r>
+        <w:rPr>
+          <w:rFonts w:ascii="Calibri" w:hAnsi="Calibri" w:eastAsia="Calibri"/>
+          <w:i/>
+          <w:color w:val="666666"/>
+          <w:sz w:val="20"/>
+        </w:rPr>
         <w:t xml:space="preserve"> </w:t>
       </w:r>
       <w:r>
-        <w:t xml:space="preserve">May 17, 2026</w:t>
+        <w:rPr>
+          <w:rFonts w:ascii="Calibri" w:hAnsi="Calibri" w:eastAsia="Calibri"/>
+          <w:i/>
+          <w:color w:val="666666"/>
+          <w:sz w:val="20"/>
+        </w:rPr>
+        <w:t xml:space="preserve">August 9, 2026</w:t>
+      </w:r>
+      <w:r>
+        <w:rPr>
+          <w:rFonts w:ascii="Calibri" w:hAnsi="Calibri" w:eastAsia="Calibri"/>
+          <w:i/>
+          <w:color w:val="666666"/>
+          <w:sz w:val="20"/>
+        </w:rPr>
+        <w:t xml:space="preserve"> </w:t>
+      </w:r>
+      <w:r>
+        <w:rPr>
+          <w:rFonts w:ascii="Calibri" w:hAnsi="Calibri" w:eastAsia="Calibri"/>
+          <w:b/>
+          <w:bCs/>
+          <w:i/>
+          <w:color w:val="666666"/>
+          <w:sz w:val="20"/>
+        </w:rPr>
+        <w:t xml:space="preserve">Verdict:</w:t>
+      </w:r>
+      <w:r>
+        <w:rPr>
+          <w:rFonts w:ascii="Calibri" w:hAnsi="Calibri" w:eastAsia="Calibri"/>
+          <w:i/>
+          <w:color w:val="666666"/>
+          <w:sz w:val="20"/>
+        </w:rPr>
+        <w:t xml:space="preserve"> </w:t>
+      </w:r>
+      <w:r>
+        <w:rPr>
+          <w:rFonts w:ascii="Calibri" w:hAnsi="Calibri" w:eastAsia="Calibri"/>
+          <w:b/>
+          <w:bCs/>
+          <w:i/>
+          <w:color w:val="666666"/>
+          <w:sz w:val="20"/>
+        </w:rPr>
+        <w:t xml:space="preserve">Minor work required; advisor-review ready, not yet external-submission ready.</w:t>
       </w:r>
     </w:p>
     <w:p>
@@ -34,421 +100,1151 @@
         <w:pStyle w:val="BodyText"/>
       </w:pPr>
       <w:r>
-        <w:t xml:space="preserve">This checklist translates the current artifact truth into submission-readiness gates. It is intentionally conservative: passing a gate means the claim is supported by repository artifacts, not that every possible reviewer objection is eliminated.</w:t>
+        <w:t xml:space="preserve">The repository-side evidence, Drive reconciliation, class-aware metrics, and public-data provenance are ready for advisor review. External submission still requires first-author metadata, both authors' declaration/CRediT approval, one venue/template decision, and approval of the final submission file.</w:t>
       </w:r>
     </w:p>
-    <w:bookmarkStart w:id="9" w:name="current-verdict"/>
+    <w:bookmarkStart w:id="9" w:name="evidence-gates"/>
     <w:p>
       <w:pPr>
         <w:pStyle w:val="Heading2"/>
+        <w:keepNext/>
       </w:pPr>
       <w:r>
-        <w:t xml:space="preserve">Current Verdict</w:t>
-      </w:r>
-    </w:p>
-    <w:p>
-      <w:pPr>
-        <w:pStyle w:val="FirstParagraph"/>
-      </w:pPr>
-      <w:r>
-        <w:t xml:space="preserve">The project is ready for a specialized QML / applied OCR / cultural-heritage computing submission path after final venue formatting. It is not yet ready for a broad-scope Q1-style claim unless a second dataset, robustness axis, or stronger statistical design is added.</w:t>
-      </w:r>
-    </w:p>
-    <w:bookmarkEnd w:id="9"/>
-    <w:bookmarkStart w:id="10" w:name="ready-gates"/>
-    <w:p>
-      <w:pPr>
-        <w:pStyle w:val="Heading2"/>
-      </w:pPr>
-      <w:r>
-        <w:t xml:space="preserve">Ready Gates</w:t>
+        <w:t xml:space="preserve">Evidence Gates</w:t>
       </w:r>
     </w:p>
     <w:tbl>
       <w:tblPr>
         <w:tblStyle w:val="Table"/>
-        <w:tblW w:type="auto" w:w="0"/>
+        <w:tblW w:type="dxa" w:w="9360"/>
+        <w:tblLayout w:type="fixed"/>
         <w:tblLook w:firstRow="1" w:lastRow="0" w:firstColumn="0" w:lastColumn="0" w:noHBand="0" w:noVBand="0" w:val="0020"/>
+        <w:tblInd w:w="120" w:type="dxa"/>
+        <w:tblBorders>
+          <w:top w:val="single" w:sz="3" w:color="D7DEE8"/>
+          <w:left w:val="single" w:sz="3" w:color="D7DEE8"/>
+          <w:bottom w:val="single" w:sz="3" w:color="D7DEE8"/>
+          <w:right w:val="single" w:sz="3" w:color="D7DEE8"/>
+          <w:insideH w:val="single" w:sz="3" w:color="D7DEE8"/>
+          <w:insideV w:val="single" w:sz="3" w:color="D7DEE8"/>
+        </w:tblBorders>
       </w:tblPr>
       <w:tblGrid>
-        <w:gridCol w:w="2640"/>
-        <w:gridCol w:w="2640"/>
-        <w:gridCol w:w="2640"/>
+        <w:gridCol w:w="3155"/>
+        <w:gridCol w:w="1946"/>
+        <w:gridCol w:w="4259"/>
       </w:tblGrid>
       <w:tr>
         <w:trPr>
           <w:tblHeader w:val="on"/>
+          <w:cantSplit/>
+          <w:tblHeader w:val="true"/>
         </w:trPr>
         <w:tc>
-          <w:tcPr/>
-          <w:p>
-            <w:pPr>
-              <w:pStyle w:val="Compact"/>
-            </w:pPr>
-            <w:r>
+          <w:tcPr>
+            <w:tcW w:w="3155" w:type="dxa"/>
+            <w:tcMar>
+              <w:top w:w="80" w:type="dxa"/>
+              <w:bottom w:w="80" w:type="dxa"/>
+              <w:start w:w="120" w:type="dxa"/>
+              <w:end w:w="120" w:type="dxa"/>
+            </w:tcMar>
+            <w:vAlign w:val="center"/>
+            <w:shd w:fill="E8EEF5"/>
+          </w:tcPr>
+          <w:p>
+            <w:pPr>
+              <w:pStyle w:val="Compact"/>
+              <w:spacing w:before="0" w:after="40" w:line="252" w:lineRule="auto"/>
+              <w:jc w:val="left"/>
+            </w:pPr>
+            <w:r>
+              <w:rPr>
+                <w:rFonts w:ascii="Calibri" w:hAnsi="Calibri" w:eastAsia="Calibri"/>
+                <w:b/>
+                <w:color w:val="0B2545"/>
+                <w:sz w:val="18"/>
+              </w:rPr>
               <w:t xml:space="preserve">Gate</w:t>
             </w:r>
           </w:p>
         </w:tc>
         <w:tc>
-          <w:tcPr/>
-          <w:p>
-            <w:pPr>
-              <w:pStyle w:val="Compact"/>
-            </w:pPr>
-            <w:r>
+          <w:tcPr>
+            <w:tcW w:w="1946" w:type="dxa"/>
+            <w:tcMar>
+              <w:top w:w="80" w:type="dxa"/>
+              <w:bottom w:w="80" w:type="dxa"/>
+              <w:start w:w="120" w:type="dxa"/>
+              <w:end w:w="120" w:type="dxa"/>
+            </w:tcMar>
+            <w:vAlign w:val="center"/>
+            <w:shd w:fill="E8EEF5"/>
+          </w:tcPr>
+          <w:p>
+            <w:pPr>
+              <w:pStyle w:val="Compact"/>
+              <w:spacing w:before="0" w:after="40" w:line="252" w:lineRule="auto"/>
+              <w:jc w:val="center"/>
+            </w:pPr>
+            <w:r>
+              <w:rPr>
+                <w:rFonts w:ascii="Calibri" w:hAnsi="Calibri" w:eastAsia="Calibri"/>
+                <w:b/>
+                <w:color w:val="0B2545"/>
+                <w:sz w:val="18"/>
+              </w:rPr>
               <w:t xml:space="preserve">Status</w:t>
             </w:r>
           </w:p>
         </w:tc>
         <w:tc>
-          <w:tcPr/>
-          <w:p>
-            <w:pPr>
-              <w:pStyle w:val="Compact"/>
-            </w:pPr>
-            <w:r>
-              <w:t xml:space="preserve">Evidence</w:t>
+          <w:tcPr>
+            <w:tcW w:w="4259" w:type="dxa"/>
+            <w:tcMar>
+              <w:top w:w="80" w:type="dxa"/>
+              <w:bottom w:w="80" w:type="dxa"/>
+              <w:start w:w="120" w:type="dxa"/>
+              <w:end w:w="120" w:type="dxa"/>
+            </w:tcMar>
+            <w:vAlign w:val="center"/>
+            <w:shd w:fill="E8EEF5"/>
+          </w:tcPr>
+          <w:p>
+            <w:pPr>
+              <w:pStyle w:val="Compact"/>
+              <w:spacing w:before="0" w:after="40" w:line="252" w:lineRule="auto"/>
+              <w:jc w:val="left"/>
+            </w:pPr>
+            <w:r>
+              <w:rPr>
+                <w:rFonts w:ascii="Calibri" w:hAnsi="Calibri" w:eastAsia="Calibri"/>
+                <w:b/>
+                <w:color w:val="0B2545"/>
+                <w:sz w:val="18"/>
+              </w:rPr>
+              <w:t xml:space="preserve">Evidence / limitation</w:t>
             </w:r>
           </w:p>
         </w:tc>
       </w:tr>
       <w:tr>
-        <w:tc>
-          <w:tcPr/>
-          <w:p>
-            <w:pPr>
-              <w:pStyle w:val="Compact"/>
-            </w:pPr>
-            <w:r>
-              <w:t xml:space="preserve">Full-data benchmark artifacts exist</w:t>
-            </w:r>
-          </w:p>
-        </w:tc>
-        <w:tc>
-          <w:tcPr/>
-          <w:p>
-            <w:pPr>
-              <w:pStyle w:val="Compact"/>
-            </w:pPr>
-            <w:r>
+        <w:trPr>
+          <w:cantSplit/>
+        </w:trPr>
+        <w:tc>
+          <w:tcPr>
+            <w:tcW w:w="3155" w:type="dxa"/>
+            <w:tcMar>
+              <w:top w:w="80" w:type="dxa"/>
+              <w:bottom w:w="80" w:type="dxa"/>
+              <w:start w:w="120" w:type="dxa"/>
+              <w:end w:w="120" w:type="dxa"/>
+            </w:tcMar>
+            <w:vAlign w:val="center"/>
+          </w:tcPr>
+          <w:p>
+            <w:pPr>
+              <w:pStyle w:val="Compact"/>
+              <w:spacing w:before="0" w:after="40" w:line="252" w:lineRule="auto"/>
+              <w:jc w:val="left"/>
+            </w:pPr>
+            <w:r>
+              <w:rPr>
+                <w:rFonts w:ascii="Calibri" w:hAnsi="Calibri" w:eastAsia="Calibri"/>
+                <w:color w:val="0B2545"/>
+                <w:sz w:val="18"/>
+              </w:rPr>
+              <w:t xml:space="preserve">Three-seed full-data benchmark</w:t>
+            </w:r>
+          </w:p>
+        </w:tc>
+        <w:tc>
+          <w:tcPr>
+            <w:tcW w:w="1946" w:type="dxa"/>
+            <w:tcMar>
+              <w:top w:w="80" w:type="dxa"/>
+              <w:bottom w:w="80" w:type="dxa"/>
+              <w:start w:w="120" w:type="dxa"/>
+              <w:end w:w="120" w:type="dxa"/>
+            </w:tcMar>
+            <w:vAlign w:val="center"/>
+          </w:tcPr>
+          <w:p>
+            <w:pPr>
+              <w:pStyle w:val="Compact"/>
+              <w:spacing w:before="0" w:after="40" w:line="252" w:lineRule="auto"/>
+              <w:jc w:val="center"/>
+            </w:pPr>
+            <w:r>
+              <w:rPr>
+                <w:rFonts w:ascii="Calibri" w:hAnsi="Calibri" w:eastAsia="Calibri"/>
+                <w:color w:val="0B2545"/>
+                <w:sz w:val="18"/>
+              </w:rPr>
               <w:t xml:space="preserve">Ready</w:t>
             </w:r>
           </w:p>
         </w:tc>
         <w:tc>
-          <w:tcPr/>
-          <w:p>
-            <w:pPr>
-              <w:pStyle w:val="Compact"/>
+          <w:tcPr>
+            <w:tcW w:w="4259" w:type="dxa"/>
+            <w:tcMar>
+              <w:top w:w="80" w:type="dxa"/>
+              <w:bottom w:w="80" w:type="dxa"/>
+              <w:start w:w="120" w:type="dxa"/>
+              <w:end w:w="120" w:type="dxa"/>
+            </w:tcMar>
+            <w:vAlign w:val="center"/>
+          </w:tcPr>
+          <w:p>
+            <w:pPr>
+              <w:pStyle w:val="Compact"/>
+              <w:spacing w:before="0" w:after="40" w:line="252" w:lineRule="auto"/>
+              <w:jc w:val="left"/>
             </w:pPr>
             <w:r>
               <w:rPr>
                 <w:rStyle w:val="VerbatimChar"/>
+                <w:rFonts w:ascii="Calibri" w:hAnsi="Calibri" w:eastAsia="Calibri"/>
+                <w:color w:val="0B2545"/>
+                <w:sz w:val="18"/>
               </w:rPr>
               <w:t xml:space="preserve">experiments/benchmark_summary.json</w:t>
-            </w:r>
-            <w:r>
-              <w:t xml:space="preserve">,</w:t>
-            </w:r>
-            <w:r>
-              <w:t xml:space="preserve"> </w:t>
-            </w:r>
-            <w:r>
-              <w:rPr>
-                <w:rStyle w:val="VerbatimChar"/>
-              </w:rPr>
-              <w:t xml:space="preserve">docs/BENCHMARK_SUMMARY.md</w:t>
             </w:r>
           </w:p>
         </w:tc>
       </w:tr>
       <w:tr>
-        <w:tc>
-          <w:tcPr/>
-          <w:p>
-            <w:pPr>
-              <w:pStyle w:val="Compact"/>
-            </w:pPr>
-            <w:r>
-              <w:t xml:space="preserve">Low-data current-local confirmation exists</w:t>
-            </w:r>
-          </w:p>
-        </w:tc>
-        <w:tc>
-          <w:tcPr/>
-          <w:p>
-            <w:pPr>
-              <w:pStyle w:val="Compact"/>
-            </w:pPr>
-            <w:r>
+        <w:trPr>
+          <w:cantSplit/>
+        </w:trPr>
+        <w:tc>
+          <w:tcPr>
+            <w:tcW w:w="3155" w:type="dxa"/>
+            <w:tcMar>
+              <w:top w:w="80" w:type="dxa"/>
+              <w:bottom w:w="80" w:type="dxa"/>
+              <w:start w:w="120" w:type="dxa"/>
+              <w:end w:w="120" w:type="dxa"/>
+            </w:tcMar>
+            <w:vAlign w:val="center"/>
+          </w:tcPr>
+          <w:p>
+            <w:pPr>
+              <w:pStyle w:val="Compact"/>
+              <w:spacing w:before="0" w:after="40" w:line="252" w:lineRule="auto"/>
+              <w:jc w:val="left"/>
+            </w:pPr>
+            <w:r>
+              <w:rPr>
+                <w:rFonts w:ascii="Calibri" w:hAnsi="Calibri" w:eastAsia="Calibri"/>
+                <w:color w:val="0B2545"/>
+                <w:sz w:val="18"/>
+              </w:rPr>
+              <w:t xml:space="preserve">Full-data class-aware metrics</w:t>
+            </w:r>
+          </w:p>
+        </w:tc>
+        <w:tc>
+          <w:tcPr>
+            <w:tcW w:w="1946" w:type="dxa"/>
+            <w:tcMar>
+              <w:top w:w="80" w:type="dxa"/>
+              <w:bottom w:w="80" w:type="dxa"/>
+              <w:start w:w="120" w:type="dxa"/>
+              <w:end w:w="120" w:type="dxa"/>
+            </w:tcMar>
+            <w:vAlign w:val="center"/>
+          </w:tcPr>
+          <w:p>
+            <w:pPr>
+              <w:pStyle w:val="Compact"/>
+              <w:spacing w:before="0" w:after="40" w:line="252" w:lineRule="auto"/>
+              <w:jc w:val="center"/>
+            </w:pPr>
+            <w:r>
+              <w:rPr>
+                <w:rFonts w:ascii="Calibri" w:hAnsi="Calibri" w:eastAsia="Calibri"/>
+                <w:color w:val="0B2545"/>
+                <w:sz w:val="18"/>
+              </w:rPr>
               <w:t xml:space="preserve">Ready</w:t>
             </w:r>
           </w:p>
         </w:tc>
         <w:tc>
-          <w:tcPr/>
-          <w:p>
-            <w:pPr>
-              <w:pStyle w:val="Compact"/>
-            </w:pPr>
+          <w:tcPr>
+            <w:tcW w:w="4259" w:type="dxa"/>
+            <w:tcMar>
+              <w:top w:w="80" w:type="dxa"/>
+              <w:bottom w:w="80" w:type="dxa"/>
+              <w:start w:w="120" w:type="dxa"/>
+              <w:end w:w="120" w:type="dxa"/>
+            </w:tcMar>
+            <w:vAlign w:val="center"/>
+          </w:tcPr>
+          <w:p>
+            <w:pPr>
+              <w:pStyle w:val="Compact"/>
+              <w:spacing w:before="0" w:after="40" w:line="252" w:lineRule="auto"/>
+              <w:jc w:val="left"/>
+            </w:pPr>
+            <w:r>
+              <w:rPr>
+                <w:rFonts w:ascii="Calibri" w:hAnsi="Calibri" w:eastAsia="Calibri"/>
+                <w:color w:val="0B2545"/>
+                <w:sz w:val="18"/>
+              </w:rPr>
+              <w:t xml:space="preserve">21 checkpoints;</w:t>
+            </w:r>
+            <w:r>
+              <w:rPr>
+                <w:rFonts w:ascii="Calibri" w:hAnsi="Calibri" w:eastAsia="Calibri"/>
+                <w:color w:val="0B2545"/>
+                <w:sz w:val="18"/>
+              </w:rPr>
+              <w:t xml:space="preserve"> </w:t>
+            </w:r>
             <w:r>
               <w:rPr>
                 <w:rStyle w:val="VerbatimChar"/>
-              </w:rPr>
-              <w:t xml:space="preserve">experiments/low_data_summary.json</w:t>
-            </w:r>
-            <w:r>
-              <w:t xml:space="preserve">,</w:t>
-            </w:r>
-            <w:r>
-              <w:t xml:space="preserve"> </w:t>
-            </w:r>
-            <w:r>
-              <w:rPr>
-                <w:rStyle w:val="VerbatimChar"/>
-              </w:rPr>
-              <w:t xml:space="preserve">docs/LOW_DATA_SUMMARY.md</w:t>
-            </w:r>
-            <w:r>
-              <w:t xml:space="preserve">,</w:t>
-            </w:r>
-            <w:r>
-              <w:t xml:space="preserve"> </w:t>
-            </w:r>
-            <w:r>
-              <w:rPr>
-                <w:rStyle w:val="VerbatimChar"/>
-              </w:rPr>
-              <w:t xml:space="preserve">experiments/low_data_drive_manifest_20260502.json</w:t>
+                <w:rFonts w:ascii="Calibri" w:hAnsi="Calibri" w:eastAsia="Calibri"/>
+                <w:color w:val="0B2545"/>
+                <w:sz w:val="18"/>
+              </w:rPr>
+              <w:t xml:space="preserve">experiments/classification_metrics_20260728.json</w:t>
             </w:r>
           </w:p>
         </w:tc>
       </w:tr>
       <w:tr>
-        <w:tc>
-          <w:tcPr/>
-          <w:p>
-            <w:pPr>
-              <w:pStyle w:val="Compact"/>
-            </w:pPr>
-            <w:r>
-              <w:t xml:space="preserve">Statistical caution layer exists</w:t>
-            </w:r>
-          </w:p>
-        </w:tc>
-        <w:tc>
-          <w:tcPr/>
-          <w:p>
-            <w:pPr>
-              <w:pStyle w:val="Compact"/>
-            </w:pPr>
-            <w:r>
-              <w:t xml:space="preserve">Ready</w:t>
-            </w:r>
-          </w:p>
-        </w:tc>
-        <w:tc>
-          <w:tcPr/>
-          <w:p>
-            <w:pPr>
-              <w:pStyle w:val="Compact"/>
-            </w:pPr>
-            <w:r>
-              <w:rPr>
-                <w:rStyle w:val="VerbatimChar"/>
-              </w:rPr>
-              <w:t xml:space="preserve">docs/STATISTICAL_EVIDENCE_2026-05-17.md</w:t>
-            </w:r>
-            <w:r>
-              <w:t xml:space="preserve">,</w:t>
-            </w:r>
-            <w:r>
-              <w:t xml:space="preserve"> </w:t>
-            </w:r>
-            <w:r>
-              <w:rPr>
-                <w:rStyle w:val="VerbatimChar"/>
-              </w:rPr>
-              <w:t xml:space="preserve">experiments/statistical_evidence_2026-05-17.json</w:t>
+        <w:trPr>
+          <w:cantSplit/>
+        </w:trPr>
+        <w:tc>
+          <w:tcPr>
+            <w:tcW w:w="3155" w:type="dxa"/>
+            <w:tcMar>
+              <w:top w:w="80" w:type="dxa"/>
+              <w:bottom w:w="80" w:type="dxa"/>
+              <w:start w:w="120" w:type="dxa"/>
+              <w:end w:w="120" w:type="dxa"/>
+            </w:tcMar>
+            <w:vAlign w:val="center"/>
+          </w:tcPr>
+          <w:p>
+            <w:pPr>
+              <w:pStyle w:val="Compact"/>
+              <w:spacing w:before="0" w:after="40" w:line="252" w:lineRule="auto"/>
+              <w:jc w:val="left"/>
+            </w:pPr>
+            <w:r>
+              <w:rPr>
+                <w:rFonts w:ascii="Calibri" w:hAnsi="Calibri" w:eastAsia="Calibri"/>
+                <w:color w:val="0B2545"/>
+                <w:sz w:val="18"/>
+              </w:rPr>
+              <w:t xml:space="preserve">Low-data six-seed accuracy analysis</w:t>
+            </w:r>
+          </w:p>
+        </w:tc>
+        <w:tc>
+          <w:tcPr>
+            <w:tcW w:w="1946" w:type="dxa"/>
+            <w:tcMar>
+              <w:top w:w="80" w:type="dxa"/>
+              <w:bottom w:w="80" w:type="dxa"/>
+              <w:start w:w="120" w:type="dxa"/>
+              <w:end w:w="120" w:type="dxa"/>
+            </w:tcMar>
+            <w:vAlign w:val="center"/>
+          </w:tcPr>
+          <w:p>
+            <w:pPr>
+              <w:pStyle w:val="Compact"/>
+              <w:spacing w:before="0" w:after="40" w:line="252" w:lineRule="auto"/>
+              <w:jc w:val="center"/>
+            </w:pPr>
+            <w:r>
+              <w:rPr>
+                <w:rFonts w:ascii="Calibri" w:hAnsi="Calibri" w:eastAsia="Calibri"/>
+                <w:color w:val="0B2545"/>
+                <w:sz w:val="18"/>
+              </w:rPr>
+              <w:t xml:space="preserve">Qualified ready</w:t>
+            </w:r>
+          </w:p>
+        </w:tc>
+        <w:tc>
+          <w:tcPr>
+            <w:tcW w:w="4259" w:type="dxa"/>
+            <w:tcMar>
+              <w:top w:w="80" w:type="dxa"/>
+              <w:bottom w:w="80" w:type="dxa"/>
+              <w:start w:w="120" w:type="dxa"/>
+              <w:end w:w="120" w:type="dxa"/>
+            </w:tcMar>
+            <w:vAlign w:val="center"/>
+          </w:tcPr>
+          <w:p>
+            <w:pPr>
+              <w:pStyle w:val="Compact"/>
+              <w:spacing w:before="0" w:after="40" w:line="252" w:lineRule="auto"/>
+              <w:jc w:val="left"/>
+            </w:pPr>
+            <w:r>
+              <w:rPr>
+                <w:rFonts w:ascii="Calibri" w:hAnsi="Calibri" w:eastAsia="Calibri"/>
+                <w:color w:val="0B2545"/>
+                <w:sz w:val="18"/>
+              </w:rPr>
+              <w:t xml:space="preserve">Byte-original rows; paired analysis; one-image parser drift</w:t>
             </w:r>
           </w:p>
         </w:tc>
       </w:tr>
       <w:tr>
-        <w:tc>
-          <w:tcPr/>
-          <w:p>
-            <w:pPr>
-              <w:pStyle w:val="Compact"/>
-            </w:pPr>
-            <w:r>
-              <w:t xml:space="preserve">Literature contribution framing exists</w:t>
-            </w:r>
-          </w:p>
-        </w:tc>
-        <w:tc>
-          <w:tcPr/>
-          <w:p>
-            <w:pPr>
-              <w:pStyle w:val="Compact"/>
-            </w:pPr>
-            <w:r>
-              <w:t xml:space="preserve">Ready</w:t>
-            </w:r>
-          </w:p>
-        </w:tc>
-        <w:tc>
-          <w:tcPr/>
-          <w:p>
-            <w:pPr>
-              <w:pStyle w:val="Compact"/>
-            </w:pPr>
+        <w:trPr>
+          <w:cantSplit/>
+        </w:trPr>
+        <w:tc>
+          <w:tcPr>
+            <w:tcW w:w="3155" w:type="dxa"/>
+            <w:tcMar>
+              <w:top w:w="80" w:type="dxa"/>
+              <w:bottom w:w="80" w:type="dxa"/>
+              <w:start w:w="120" w:type="dxa"/>
+              <w:end w:w="120" w:type="dxa"/>
+            </w:tcMar>
+            <w:vAlign w:val="center"/>
+          </w:tcPr>
+          <w:p>
+            <w:pPr>
+              <w:pStyle w:val="Compact"/>
+              <w:spacing w:before="0" w:after="40" w:line="252" w:lineRule="auto"/>
+              <w:jc w:val="left"/>
+            </w:pPr>
+            <w:r>
+              <w:rPr>
+                <w:rFonts w:ascii="Calibri" w:hAnsi="Calibri" w:eastAsia="Calibri"/>
+                <w:color w:val="0B2545"/>
+                <w:sz w:val="18"/>
+              </w:rPr>
+              <w:t xml:space="preserve">Low-data class-aware metrics</w:t>
+            </w:r>
+          </w:p>
+        </w:tc>
+        <w:tc>
+          <w:tcPr>
+            <w:tcW w:w="1946" w:type="dxa"/>
+            <w:tcMar>
+              <w:top w:w="80" w:type="dxa"/>
+              <w:bottom w:w="80" w:type="dxa"/>
+              <w:start w:w="120" w:type="dxa"/>
+              <w:end w:w="120" w:type="dxa"/>
+            </w:tcMar>
+            <w:vAlign w:val="center"/>
+          </w:tcPr>
+          <w:p>
+            <w:pPr>
+              <w:pStyle w:val="Compact"/>
+              <w:spacing w:before="0" w:after="40" w:line="252" w:lineRule="auto"/>
+              <w:jc w:val="center"/>
+            </w:pPr>
+            <w:r>
+              <w:rPr>
+                <w:rFonts w:ascii="Calibri" w:hAnsi="Calibri" w:eastAsia="Calibri"/>
+                <w:color w:val="0B2545"/>
+                <w:sz w:val="18"/>
+              </w:rPr>
+              <w:t xml:space="preserve">Qualified ready</w:t>
+            </w:r>
+          </w:p>
+        </w:tc>
+        <w:tc>
+          <w:tcPr>
+            <w:tcW w:w="4259" w:type="dxa"/>
+            <w:tcMar>
+              <w:top w:w="80" w:type="dxa"/>
+              <w:bottom w:w="80" w:type="dxa"/>
+              <w:start w:w="120" w:type="dxa"/>
+              <w:end w:w="120" w:type="dxa"/>
+            </w:tcMar>
+            <w:vAlign w:val="center"/>
+          </w:tcPr>
+          <w:p>
+            <w:pPr>
+              <w:pStyle w:val="Compact"/>
+              <w:spacing w:before="0" w:after="40" w:line="252" w:lineRule="auto"/>
+              <w:jc w:val="left"/>
+            </w:pPr>
+            <w:r>
+              <w:rPr>
+                <w:rFonts w:ascii="Calibri" w:hAnsi="Calibri" w:eastAsia="Calibri"/>
+                <w:color w:val="0B2545"/>
+                <w:sz w:val="18"/>
+              </w:rPr>
+              <w:t xml:space="preserve">48 checkpoints;</w:t>
+            </w:r>
+            <w:r>
+              <w:rPr>
+                <w:rFonts w:ascii="Calibri" w:hAnsi="Calibri" w:eastAsia="Calibri"/>
+                <w:color w:val="0B2545"/>
+                <w:sz w:val="18"/>
+              </w:rPr>
+              <w:t xml:space="preserve"> </w:t>
+            </w:r>
             <w:r>
               <w:rPr>
                 <w:rStyle w:val="VerbatimChar"/>
-              </w:rPr>
-              <w:t xml:space="preserve">docs/LITERATURE_CONTRIBUTION_2026-05-17.md</w:t>
-            </w:r>
-            <w:r>
-              <w:t xml:space="preserve">,</w:t>
-            </w:r>
-            <w:r>
-              <w:t xml:space="preserve"> </w:t>
-            </w:r>
-            <w:r>
-              <w:rPr>
-                <w:rStyle w:val="VerbatimChar"/>
-              </w:rPr>
-              <w:t xml:space="preserve">paper/draft.md</w:t>
-            </w:r>
-            <w:r>
-              <w:t xml:space="preserve"> </w:t>
-            </w:r>
-            <w:r>
-              <w:t xml:space="preserve">Section 5.6</w:t>
+                <w:rFonts w:ascii="Calibri" w:hAnsi="Calibri" w:eastAsia="Calibri"/>
+                <w:color w:val="0B2545"/>
+                <w:sz w:val="18"/>
+              </w:rPr>
+              <w:t xml:space="preserve">experiments/low_data_classification_metrics_20260809.json</w:t>
+            </w:r>
+            <w:r>
+              <w:rPr>
+                <w:rFonts w:ascii="Calibri" w:hAnsi="Calibri" w:eastAsia="Calibri"/>
+                <w:color w:val="0B2545"/>
+                <w:sz w:val="18"/>
+              </w:rPr>
+              <w:t xml:space="preserve">; exploratory only</w:t>
             </w:r>
           </w:p>
         </w:tc>
       </w:tr>
       <w:tr>
-        <w:tc>
-          <w:tcPr/>
-          <w:p>
-            <w:pPr>
-              <w:pStyle w:val="Compact"/>
-            </w:pPr>
-            <w:r>
-              <w:t xml:space="preserve">Trainable V7 is framed as engineering evidence</w:t>
-            </w:r>
-          </w:p>
-        </w:tc>
-        <w:tc>
-          <w:tcPr/>
-          <w:p>
-            <w:pPr>
-              <w:pStyle w:val="Compact"/>
-            </w:pPr>
-            <w:r>
+        <w:trPr>
+          <w:cantSplit/>
+        </w:trPr>
+        <w:tc>
+          <w:tcPr>
+            <w:tcW w:w="3155" w:type="dxa"/>
+            <w:tcMar>
+              <w:top w:w="80" w:type="dxa"/>
+              <w:bottom w:w="80" w:type="dxa"/>
+              <w:start w:w="120" w:type="dxa"/>
+              <w:end w:w="120" w:type="dxa"/>
+            </w:tcMar>
+            <w:vAlign w:val="center"/>
+          </w:tcPr>
+          <w:p>
+            <w:pPr>
+              <w:pStyle w:val="Compact"/>
+              <w:spacing w:before="0" w:after="40" w:line="252" w:lineRule="auto"/>
+              <w:jc w:val="left"/>
+            </w:pPr>
+            <w:r>
+              <w:rPr>
+                <w:rFonts w:ascii="Calibri" w:hAnsi="Calibri" w:eastAsia="Calibri"/>
+                <w:color w:val="0B2545"/>
+                <w:sz w:val="18"/>
+              </w:rPr>
+              <w:t xml:space="preserve">Drive low-data provenance</w:t>
+            </w:r>
+          </w:p>
+        </w:tc>
+        <w:tc>
+          <w:tcPr>
+            <w:tcW w:w="1946" w:type="dxa"/>
+            <w:tcMar>
+              <w:top w:w="80" w:type="dxa"/>
+              <w:bottom w:w="80" w:type="dxa"/>
+              <w:start w:w="120" w:type="dxa"/>
+              <w:end w:w="120" w:type="dxa"/>
+            </w:tcMar>
+            <w:vAlign w:val="center"/>
+          </w:tcPr>
+          <w:p>
+            <w:pPr>
+              <w:pStyle w:val="Compact"/>
+              <w:spacing w:before="0" w:after="40" w:line="252" w:lineRule="auto"/>
+              <w:jc w:val="center"/>
+            </w:pPr>
+            <w:r>
+              <w:rPr>
+                <w:rFonts w:ascii="Calibri" w:hAnsi="Calibri" w:eastAsia="Calibri"/>
+                <w:color w:val="0B2545"/>
+                <w:sz w:val="18"/>
+              </w:rPr>
               <w:t xml:space="preserve">Ready</w:t>
             </w:r>
           </w:p>
         </w:tc>
         <w:tc>
-          <w:tcPr/>
-          <w:p>
-            <w:pPr>
-              <w:pStyle w:val="Compact"/>
-            </w:pPr>
+          <w:tcPr>
+            <w:tcW w:w="4259" w:type="dxa"/>
+            <w:tcMar>
+              <w:top w:w="80" w:type="dxa"/>
+              <w:bottom w:w="80" w:type="dxa"/>
+              <w:start w:w="120" w:type="dxa"/>
+              <w:end w:w="120" w:type="dxa"/>
+            </w:tcMar>
+            <w:vAlign w:val="center"/>
+          </w:tcPr>
+          <w:p>
+            <w:pPr>
+              <w:pStyle w:val="Compact"/>
+              <w:spacing w:before="0" w:after="40" w:line="252" w:lineRule="auto"/>
+              <w:jc w:val="left"/>
+            </w:pPr>
+            <w:r>
+              <w:rPr>
+                <w:rFonts w:ascii="Calibri" w:hAnsi="Calibri" w:eastAsia="Calibri"/>
+                <w:color w:val="0B2545"/>
+                <w:sz w:val="18"/>
+              </w:rPr>
+              <w:t xml:space="preserve">Complete 56 JSON / 56 checkpoint grid;</w:t>
+            </w:r>
+            <w:r>
+              <w:rPr>
+                <w:rFonts w:ascii="Calibri" w:hAnsi="Calibri" w:eastAsia="Calibri"/>
+                <w:color w:val="0B2545"/>
+                <w:sz w:val="18"/>
+              </w:rPr>
+              <w:t xml:space="preserve"> </w:t>
+            </w:r>
             <w:r>
               <w:rPr>
                 <w:rStyle w:val="VerbatimChar"/>
-              </w:rPr>
-              <w:t xml:space="preserve">experiments/v7_trainable_quantum_rerun_20260406_l4.json</w:t>
-            </w:r>
-            <w:r>
-              <w:t xml:space="preserve">,</w:t>
-            </w:r>
-            <w:r>
-              <w:t xml:space="preserve"> </w:t>
-            </w:r>
-            <w:r>
-              <w:rPr>
-                <w:rStyle w:val="VerbatimChar"/>
-              </w:rPr>
-              <w:t xml:space="preserve">experiments/v7_trainable_quantum_clean_20260427_l4.json</w:t>
-            </w:r>
-            <w:r>
-              <w:t xml:space="preserve">,</w:t>
-            </w:r>
-            <w:r>
-              <w:t xml:space="preserve"> </w:t>
-            </w:r>
-            <w:r>
-              <w:rPr>
-                <w:rStyle w:val="VerbatimChar"/>
-              </w:rPr>
-              <w:t xml:space="preserve">docs/COLAB_V7_HANDOFF_2026-04-06.md</w:t>
+                <w:rFonts w:ascii="Calibri" w:hAnsi="Calibri" w:eastAsia="Calibri"/>
+                <w:color w:val="0B2545"/>
+                <w:sz w:val="18"/>
+              </w:rPr>
+              <w:t xml:space="preserve">experiments/drive_artifact_reconciliation_20260809.json</w:t>
             </w:r>
           </w:p>
         </w:tc>
       </w:tr>
       <w:tr>
-        <w:tc>
-          <w:tcPr/>
-          <w:p>
-            <w:pPr>
-              <w:pStyle w:val="Compact"/>
-            </w:pPr>
-            <w:r>
-              <w:t xml:space="preserve">Shareable Word exports exist</w:t>
-            </w:r>
-          </w:p>
-        </w:tc>
-        <w:tc>
-          <w:tcPr/>
-          <w:p>
-            <w:pPr>
-              <w:pStyle w:val="Compact"/>
-            </w:pPr>
-            <w:r>
+        <w:trPr>
+          <w:cantSplit/>
+        </w:trPr>
+        <w:tc>
+          <w:tcPr>
+            <w:tcW w:w="3155" w:type="dxa"/>
+            <w:tcMar>
+              <w:top w:w="80" w:type="dxa"/>
+              <w:bottom w:w="80" w:type="dxa"/>
+              <w:start w:w="120" w:type="dxa"/>
+              <w:end w:w="120" w:type="dxa"/>
+            </w:tcMar>
+            <w:vAlign w:val="center"/>
+          </w:tcPr>
+          <w:p>
+            <w:pPr>
+              <w:pStyle w:val="Compact"/>
+              <w:spacing w:before="0" w:after="40" w:line="252" w:lineRule="auto"/>
+              <w:jc w:val="left"/>
+            </w:pPr>
+            <w:r>
+              <w:rPr>
+                <w:rFonts w:ascii="Calibri" w:hAnsi="Calibri" w:eastAsia="Calibri"/>
+                <w:color w:val="0B2545"/>
+                <w:sz w:val="18"/>
+              </w:rPr>
+              <w:t xml:space="preserve">Trainable V7 evidence</w:t>
+            </w:r>
+          </w:p>
+        </w:tc>
+        <w:tc>
+          <w:tcPr>
+            <w:tcW w:w="1946" w:type="dxa"/>
+            <w:tcMar>
+              <w:top w:w="80" w:type="dxa"/>
+              <w:bottom w:w="80" w:type="dxa"/>
+              <w:start w:w="120" w:type="dxa"/>
+              <w:end w:w="120" w:type="dxa"/>
+            </w:tcMar>
+            <w:vAlign w:val="center"/>
+          </w:tcPr>
+          <w:p>
+            <w:pPr>
+              <w:pStyle w:val="Compact"/>
+              <w:spacing w:before="0" w:after="40" w:line="252" w:lineRule="auto"/>
+              <w:jc w:val="center"/>
+            </w:pPr>
+            <w:r>
+              <w:rPr>
+                <w:rFonts w:ascii="Calibri" w:hAnsi="Calibri" w:eastAsia="Calibri"/>
+                <w:color w:val="0B2545"/>
+                <w:sz w:val="18"/>
+              </w:rPr>
+              <w:t xml:space="preserve">Qualified ready</w:t>
+            </w:r>
+          </w:p>
+        </w:tc>
+        <w:tc>
+          <w:tcPr>
+            <w:tcW w:w="4259" w:type="dxa"/>
+            <w:tcMar>
+              <w:top w:w="80" w:type="dxa"/>
+              <w:bottom w:w="80" w:type="dxa"/>
+              <w:start w:w="120" w:type="dxa"/>
+              <w:end w:w="120" w:type="dxa"/>
+            </w:tcMar>
+            <w:vAlign w:val="center"/>
+          </w:tcPr>
+          <w:p>
+            <w:pPr>
+              <w:pStyle w:val="Compact"/>
+              <w:spacing w:before="0" w:after="40" w:line="252" w:lineRule="auto"/>
+              <w:jc w:val="left"/>
+            </w:pPr>
+            <w:r>
+              <w:rPr>
+                <w:rFonts w:ascii="Calibri" w:hAnsi="Calibri" w:eastAsia="Calibri"/>
+                <w:color w:val="0B2545"/>
+                <w:sz w:val="18"/>
+              </w:rPr>
+              <w:t xml:space="preserve">Engineering case-study only; single runs and legacy protocol limitations</w:t>
+            </w:r>
+          </w:p>
+        </w:tc>
+      </w:tr>
+      <w:tr>
+        <w:trPr>
+          <w:cantSplit/>
+        </w:trPr>
+        <w:tc>
+          <w:tcPr>
+            <w:tcW w:w="3155" w:type="dxa"/>
+            <w:tcMar>
+              <w:top w:w="80" w:type="dxa"/>
+              <w:bottom w:w="80" w:type="dxa"/>
+              <w:start w:w="120" w:type="dxa"/>
+              <w:end w:w="120" w:type="dxa"/>
+            </w:tcMar>
+            <w:vAlign w:val="center"/>
+          </w:tcPr>
+          <w:p>
+            <w:pPr>
+              <w:pStyle w:val="Compact"/>
+              <w:spacing w:before="0" w:after="40" w:line="252" w:lineRule="auto"/>
+              <w:jc w:val="left"/>
+            </w:pPr>
+            <w:r>
+              <w:rPr>
+                <w:rFonts w:ascii="Calibri" w:hAnsi="Calibri" w:eastAsia="Calibri"/>
+                <w:color w:val="0B2545"/>
+                <w:sz w:val="18"/>
+              </w:rPr>
+              <w:t xml:space="preserve">Paired/multiplicity-aware statistics</w:t>
+            </w:r>
+          </w:p>
+        </w:tc>
+        <w:tc>
+          <w:tcPr>
+            <w:tcW w:w="1946" w:type="dxa"/>
+            <w:tcMar>
+              <w:top w:w="80" w:type="dxa"/>
+              <w:bottom w:w="80" w:type="dxa"/>
+              <w:start w:w="120" w:type="dxa"/>
+              <w:end w:w="120" w:type="dxa"/>
+            </w:tcMar>
+            <w:vAlign w:val="center"/>
+          </w:tcPr>
+          <w:p>
+            <w:pPr>
+              <w:pStyle w:val="Compact"/>
+              <w:spacing w:before="0" w:after="40" w:line="252" w:lineRule="auto"/>
+              <w:jc w:val="center"/>
+            </w:pPr>
+            <w:r>
+              <w:rPr>
+                <w:rFonts w:ascii="Calibri" w:hAnsi="Calibri" w:eastAsia="Calibri"/>
+                <w:color w:val="0B2545"/>
+                <w:sz w:val="18"/>
+              </w:rPr>
               <w:t xml:space="preserve">Ready</w:t>
             </w:r>
           </w:p>
         </w:tc>
         <w:tc>
-          <w:tcPr/>
-          <w:p>
-            <w:pPr>
-              <w:pStyle w:val="Compact"/>
+          <w:tcPr>
+            <w:tcW w:w="4259" w:type="dxa"/>
+            <w:tcMar>
+              <w:top w:w="80" w:type="dxa"/>
+              <w:bottom w:w="80" w:type="dxa"/>
+              <w:start w:w="120" w:type="dxa"/>
+              <w:end w:w="120" w:type="dxa"/>
+            </w:tcMar>
+            <w:vAlign w:val="center"/>
+          </w:tcPr>
+          <w:p>
+            <w:pPr>
+              <w:pStyle w:val="Compact"/>
+              <w:spacing w:before="0" w:after="40" w:line="252" w:lineRule="auto"/>
+              <w:jc w:val="left"/>
             </w:pPr>
             <w:r>
               <w:rPr>
                 <w:rStyle w:val="VerbatimChar"/>
-              </w:rPr>
-              <w:t xml:space="preserve">paper/draft.docx</w:t>
-            </w:r>
-            <w:r>
-              <w:t xml:space="preserve">, submission/advisor/docx files under</w:t>
-            </w:r>
-            <w:r>
-              <w:t xml:space="preserve"> </w:t>
-            </w:r>
+                <w:rFonts w:ascii="Calibri" w:hAnsi="Calibri" w:eastAsia="Calibri"/>
+                <w:color w:val="0B2545"/>
+                <w:sz w:val="18"/>
+              </w:rPr>
+              <w:t xml:space="preserve">experiments/statistical_evidence_2026-05-17.json</w:t>
+            </w:r>
+          </w:p>
+        </w:tc>
+      </w:tr>
+      <w:tr>
+        <w:trPr>
+          <w:cantSplit/>
+        </w:trPr>
+        <w:tc>
+          <w:tcPr>
+            <w:tcW w:w="3155" w:type="dxa"/>
+            <w:tcMar>
+              <w:top w:w="80" w:type="dxa"/>
+              <w:bottom w:w="80" w:type="dxa"/>
+              <w:start w:w="120" w:type="dxa"/>
+              <w:end w:w="120" w:type="dxa"/>
+            </w:tcMar>
+            <w:vAlign w:val="center"/>
+          </w:tcPr>
+          <w:p>
+            <w:pPr>
+              <w:pStyle w:val="Compact"/>
+              <w:spacing w:before="0" w:after="40" w:line="252" w:lineRule="auto"/>
+              <w:jc w:val="left"/>
+            </w:pPr>
+            <w:r>
+              <w:rPr>
+                <w:rFonts w:ascii="Calibri" w:hAnsi="Calibri" w:eastAsia="Calibri"/>
+                <w:color w:val="0B2545"/>
+                <w:sz w:val="18"/>
+              </w:rPr>
+              <w:t xml:space="preserve">Artifact byte manifest</w:t>
+            </w:r>
+          </w:p>
+        </w:tc>
+        <w:tc>
+          <w:tcPr>
+            <w:tcW w:w="1946" w:type="dxa"/>
+            <w:tcMar>
+              <w:top w:w="80" w:type="dxa"/>
+              <w:bottom w:w="80" w:type="dxa"/>
+              <w:start w:w="120" w:type="dxa"/>
+              <w:end w:w="120" w:type="dxa"/>
+            </w:tcMar>
+            <w:vAlign w:val="center"/>
+          </w:tcPr>
+          <w:p>
+            <w:pPr>
+              <w:pStyle w:val="Compact"/>
+              <w:spacing w:before="0" w:after="40" w:line="252" w:lineRule="auto"/>
+              <w:jc w:val="center"/>
+            </w:pPr>
+            <w:r>
+              <w:rPr>
+                <w:rFonts w:ascii="Calibri" w:hAnsi="Calibri" w:eastAsia="Calibri"/>
+                <w:color w:val="0B2545"/>
+                <w:sz w:val="18"/>
+              </w:rPr>
+              <w:t xml:space="preserve">Ready</w:t>
+            </w:r>
+          </w:p>
+        </w:tc>
+        <w:tc>
+          <w:tcPr>
+            <w:tcW w:w="4259" w:type="dxa"/>
+            <w:tcMar>
+              <w:top w:w="80" w:type="dxa"/>
+              <w:bottom w:w="80" w:type="dxa"/>
+              <w:start w:w="120" w:type="dxa"/>
+              <w:end w:w="120" w:type="dxa"/>
+            </w:tcMar>
+            <w:vAlign w:val="center"/>
+          </w:tcPr>
+          <w:p>
+            <w:pPr>
+              <w:pStyle w:val="Compact"/>
+              <w:spacing w:before="0" w:after="40" w:line="252" w:lineRule="auto"/>
+              <w:jc w:val="left"/>
+            </w:pPr>
             <w:r>
               <w:rPr>
                 <w:rStyle w:val="VerbatimChar"/>
-              </w:rPr>
-              <w:t xml:space="preserve">docs/</w:t>
+                <w:rFonts w:ascii="Calibri" w:hAnsi="Calibri" w:eastAsia="Calibri"/>
+                <w:color w:val="0B2545"/>
+                <w:sz w:val="18"/>
+              </w:rPr>
+              <w:t xml:space="preserve">experiments/submission_artifact_manifest_20260728.json</w:t>
+            </w:r>
+          </w:p>
+        </w:tc>
+      </w:tr>
+      <w:tr>
+        <w:trPr>
+          <w:cantSplit/>
+        </w:trPr>
+        <w:tc>
+          <w:tcPr>
+            <w:tcW w:w="3155" w:type="dxa"/>
+            <w:tcMar>
+              <w:top w:w="80" w:type="dxa"/>
+              <w:bottom w:w="80" w:type="dxa"/>
+              <w:start w:w="120" w:type="dxa"/>
+              <w:end w:w="120" w:type="dxa"/>
+            </w:tcMar>
+            <w:vAlign w:val="center"/>
+          </w:tcPr>
+          <w:p>
+            <w:pPr>
+              <w:pStyle w:val="Compact"/>
+              <w:spacing w:before="0" w:after="40" w:line="252" w:lineRule="auto"/>
+              <w:jc w:val="left"/>
+            </w:pPr>
+            <w:r>
+              <w:rPr>
+                <w:rFonts w:ascii="Calibri" w:hAnsi="Calibri" w:eastAsia="Calibri"/>
+                <w:color w:val="0B2545"/>
+                <w:sz w:val="18"/>
+              </w:rPr>
+              <w:t xml:space="preserve">Exact local environment</w:t>
+            </w:r>
+          </w:p>
+        </w:tc>
+        <w:tc>
+          <w:tcPr>
+            <w:tcW w:w="1946" w:type="dxa"/>
+            <w:tcMar>
+              <w:top w:w="80" w:type="dxa"/>
+              <w:bottom w:w="80" w:type="dxa"/>
+              <w:start w:w="120" w:type="dxa"/>
+              <w:end w:w="120" w:type="dxa"/>
+            </w:tcMar>
+            <w:vAlign w:val="center"/>
+          </w:tcPr>
+          <w:p>
+            <w:pPr>
+              <w:pStyle w:val="Compact"/>
+              <w:spacing w:before="0" w:after="40" w:line="252" w:lineRule="auto"/>
+              <w:jc w:val="center"/>
+            </w:pPr>
+            <w:r>
+              <w:rPr>
+                <w:rFonts w:ascii="Calibri" w:hAnsi="Calibri" w:eastAsia="Calibri"/>
+                <w:color w:val="0B2545"/>
+                <w:sz w:val="18"/>
+              </w:rPr>
+              <w:t xml:space="preserve">Ready</w:t>
+            </w:r>
+          </w:p>
+        </w:tc>
+        <w:tc>
+          <w:tcPr>
+            <w:tcW w:w="4259" w:type="dxa"/>
+            <w:tcMar>
+              <w:top w:w="80" w:type="dxa"/>
+              <w:bottom w:w="80" w:type="dxa"/>
+              <w:start w:w="120" w:type="dxa"/>
+              <w:end w:w="120" w:type="dxa"/>
+            </w:tcMar>
+            <w:vAlign w:val="center"/>
+          </w:tcPr>
+          <w:p>
+            <w:pPr>
+              <w:pStyle w:val="Compact"/>
+              <w:spacing w:before="0" w:after="40" w:line="252" w:lineRule="auto"/>
+              <w:jc w:val="left"/>
+            </w:pPr>
+            <w:r>
+              <w:rPr>
+                <w:rStyle w:val="VerbatimChar"/>
+                <w:rFonts w:ascii="Calibri" w:hAnsi="Calibri" w:eastAsia="Calibri"/>
+                <w:color w:val="0B2545"/>
+                <w:sz w:val="18"/>
+              </w:rPr>
+              <w:t xml:space="preserve">requirements-publication-lock.txt</w:t>
+            </w:r>
+          </w:p>
+        </w:tc>
+      </w:tr>
+      <w:tr>
+        <w:trPr>
+          <w:cantSplit/>
+        </w:trPr>
+        <w:tc>
+          <w:tcPr>
+            <w:tcW w:w="3155" w:type="dxa"/>
+            <w:tcMar>
+              <w:top w:w="80" w:type="dxa"/>
+              <w:bottom w:w="80" w:type="dxa"/>
+              <w:start w:w="120" w:type="dxa"/>
+              <w:end w:w="120" w:type="dxa"/>
+            </w:tcMar>
+            <w:vAlign w:val="center"/>
+          </w:tcPr>
+          <w:p>
+            <w:pPr>
+              <w:pStyle w:val="Compact"/>
+              <w:spacing w:before="0" w:after="40" w:line="252" w:lineRule="auto"/>
+              <w:jc w:val="left"/>
+            </w:pPr>
+            <w:r>
+              <w:rPr>
+                <w:rFonts w:ascii="Calibri" w:hAnsi="Calibri" w:eastAsia="Calibri"/>
+                <w:color w:val="0B2545"/>
+                <w:sz w:val="18"/>
+              </w:rPr>
+              <w:t xml:space="preserve">Exact April 2026 Colab environment</w:t>
+            </w:r>
+          </w:p>
+        </w:tc>
+        <w:tc>
+          <w:tcPr>
+            <w:tcW w:w="1946" w:type="dxa"/>
+            <w:tcMar>
+              <w:top w:w="80" w:type="dxa"/>
+              <w:bottom w:w="80" w:type="dxa"/>
+              <w:start w:w="120" w:type="dxa"/>
+              <w:end w:w="120" w:type="dxa"/>
+            </w:tcMar>
+            <w:vAlign w:val="center"/>
+          </w:tcPr>
+          <w:p>
+            <w:pPr>
+              <w:pStyle w:val="Compact"/>
+              <w:spacing w:before="0" w:after="40" w:line="252" w:lineRule="auto"/>
+              <w:jc w:val="center"/>
+            </w:pPr>
+            <w:r>
+              <w:rPr>
+                <w:rFonts w:ascii="Calibri" w:hAnsi="Calibri" w:eastAsia="Calibri"/>
+                <w:color w:val="0B2545"/>
+                <w:sz w:val="18"/>
+              </w:rPr>
+              <w:t xml:space="preserve">Not recoverable</w:t>
+            </w:r>
+          </w:p>
+        </w:tc>
+        <w:tc>
+          <w:tcPr>
+            <w:tcW w:w="4259" w:type="dxa"/>
+            <w:tcMar>
+              <w:top w:w="80" w:type="dxa"/>
+              <w:bottom w:w="80" w:type="dxa"/>
+              <w:start w:w="120" w:type="dxa"/>
+              <w:end w:w="120" w:type="dxa"/>
+            </w:tcMar>
+            <w:vAlign w:val="center"/>
+          </w:tcPr>
+          <w:p>
+            <w:pPr>
+              <w:pStyle w:val="Compact"/>
+              <w:spacing w:before="0" w:after="40" w:line="252" w:lineRule="auto"/>
+              <w:jc w:val="left"/>
+            </w:pPr>
+            <w:r>
+              <w:rPr>
+                <w:rFonts w:ascii="Calibri" w:hAnsi="Calibri" w:eastAsia="Calibri"/>
+                <w:color w:val="0B2545"/>
+                <w:sz w:val="18"/>
+              </w:rPr>
+              <w:t xml:space="preserve">Disclosed limitation; no rerun required for provenance hygiene</w:t>
+            </w:r>
+          </w:p>
+        </w:tc>
+      </w:tr>
+      <w:tr>
+        <w:trPr>
+          <w:cantSplit/>
+        </w:trPr>
+        <w:tc>
+          <w:tcPr>
+            <w:tcW w:w="3155" w:type="dxa"/>
+            <w:tcMar>
+              <w:top w:w="80" w:type="dxa"/>
+              <w:bottom w:w="80" w:type="dxa"/>
+              <w:start w:w="120" w:type="dxa"/>
+              <w:end w:w="120" w:type="dxa"/>
+            </w:tcMar>
+            <w:vAlign w:val="center"/>
+          </w:tcPr>
+          <w:p>
+            <w:pPr>
+              <w:pStyle w:val="Compact"/>
+              <w:spacing w:before="0" w:after="40" w:line="252" w:lineRule="auto"/>
+              <w:jc w:val="left"/>
+            </w:pPr>
+            <w:r>
+              <w:rPr>
+                <w:rFonts w:ascii="Calibri" w:hAnsi="Calibri" w:eastAsia="Calibri"/>
+                <w:color w:val="0B2545"/>
+                <w:sz w:val="18"/>
+              </w:rPr>
+              <w:t xml:space="preserve">Dataset source/license/identity</w:t>
+            </w:r>
+          </w:p>
+        </w:tc>
+        <w:tc>
+          <w:tcPr>
+            <w:tcW w:w="1946" w:type="dxa"/>
+            <w:tcMar>
+              <w:top w:w="80" w:type="dxa"/>
+              <w:bottom w:w="80" w:type="dxa"/>
+              <w:start w:w="120" w:type="dxa"/>
+              <w:end w:w="120" w:type="dxa"/>
+            </w:tcMar>
+            <w:vAlign w:val="center"/>
+          </w:tcPr>
+          <w:p>
+            <w:pPr>
+              <w:pStyle w:val="Compact"/>
+              <w:spacing w:before="0" w:after="40" w:line="252" w:lineRule="auto"/>
+              <w:jc w:val="center"/>
+            </w:pPr>
+            <w:r>
+              <w:rPr>
+                <w:rFonts w:ascii="Calibri" w:hAnsi="Calibri" w:eastAsia="Calibri"/>
+                <w:color w:val="0B2545"/>
+                <w:sz w:val="18"/>
+              </w:rPr>
+              <w:t xml:space="preserve">Ready</w:t>
+            </w:r>
+          </w:p>
+        </w:tc>
+        <w:tc>
+          <w:tcPr>
+            <w:tcW w:w="4259" w:type="dxa"/>
+            <w:tcMar>
+              <w:top w:w="80" w:type="dxa"/>
+              <w:bottom w:w="80" w:type="dxa"/>
+              <w:start w:w="120" w:type="dxa"/>
+              <w:end w:w="120" w:type="dxa"/>
+            </w:tcMar>
+            <w:vAlign w:val="center"/>
+          </w:tcPr>
+          <w:p>
+            <w:pPr>
+              <w:pStyle w:val="Compact"/>
+              <w:spacing w:before="0" w:after="40" w:line="252" w:lineRule="auto"/>
+              <w:jc w:val="left"/>
+            </w:pPr>
+            <w:r>
+              <w:rPr>
+                <w:rFonts w:ascii="Calibri" w:hAnsi="Calibri" w:eastAsia="Calibri"/>
+                <w:color w:val="0B2545"/>
+                <w:sz w:val="18"/>
+              </w:rPr>
+              <w:t xml:space="preserve">Public Kaggle source, license label “GPL 2,” 3,894/3,894 local images content-identical</w:t>
             </w:r>
           </w:p>
         </w:tc>
       </w:tr>
     </w:tbl>
-    <w:bookmarkEnd w:id="10"/>
-    <w:bookmarkStart w:id="11" w:name="claim-safety-gates"/>
+    <w:bookmarkEnd w:id="9"/>
+    <w:bookmarkStart w:id="10" w:name="claim-safety-gates"/>
     <w:p>
       <w:pPr>
         <w:pStyle w:val="Heading2"/>
+        <w:keepNext/>
+        <w:spacing w:before="160"/>
       </w:pPr>
       <w:r>
         <w:t xml:space="preserve">Claim Safety Gates</w:t>
@@ -457,808 +1253,1762 @@
     <w:tbl>
       <w:tblPr>
         <w:tblStyle w:val="Table"/>
-        <w:tblW w:type="auto" w:w="0"/>
+        <w:tblW w:type="dxa" w:w="9360"/>
+        <w:tblLayout w:type="fixed"/>
         <w:tblLook w:firstRow="1" w:lastRow="0" w:firstColumn="0" w:lastColumn="0" w:noHBand="0" w:noVBand="0" w:val="0020"/>
+        <w:tblInd w:w="120" w:type="dxa"/>
+        <w:tblBorders>
+          <w:top w:val="single" w:sz="3" w:color="D7DEE8"/>
+          <w:left w:val="single" w:sz="3" w:color="D7DEE8"/>
+          <w:bottom w:val="single" w:sz="3" w:color="D7DEE8"/>
+          <w:right w:val="single" w:sz="3" w:color="D7DEE8"/>
+          <w:insideH w:val="single" w:sz="3" w:color="D7DEE8"/>
+          <w:insideV w:val="single" w:sz="3" w:color="D7DEE8"/>
+        </w:tblBorders>
       </w:tblPr>
       <w:tblGrid>
-        <w:gridCol w:w="2640"/>
-        <w:gridCol w:w="2640"/>
-        <w:gridCol w:w="2640"/>
+        <w:gridCol w:w="2657"/>
+        <w:gridCol w:w="2421"/>
+        <w:gridCol w:w="4282"/>
       </w:tblGrid>
       <w:tr>
         <w:trPr>
           <w:tblHeader w:val="on"/>
+          <w:cantSplit/>
+          <w:tblHeader w:val="true"/>
         </w:trPr>
         <w:tc>
-          <w:tcPr/>
-          <w:p>
-            <w:pPr>
-              <w:pStyle w:val="Compact"/>
-            </w:pPr>
-            <w:r>
+          <w:tcPr>
+            <w:tcW w:w="2657" w:type="dxa"/>
+            <w:tcMar>
+              <w:top w:w="80" w:type="dxa"/>
+              <w:bottom w:w="80" w:type="dxa"/>
+              <w:start w:w="120" w:type="dxa"/>
+              <w:end w:w="120" w:type="dxa"/>
+            </w:tcMar>
+            <w:vAlign w:val="center"/>
+            <w:shd w:fill="E8EEF5"/>
+          </w:tcPr>
+          <w:p>
+            <w:pPr>
+              <w:pStyle w:val="Compact"/>
+              <w:spacing w:before="0" w:after="40" w:line="252" w:lineRule="auto"/>
+              <w:jc w:val="left"/>
+            </w:pPr>
+            <w:r>
+              <w:rPr>
+                <w:rFonts w:ascii="Calibri" w:hAnsi="Calibri" w:eastAsia="Calibri"/>
+                <w:b/>
+                <w:color w:val="0B2545"/>
+                <w:sz w:val="18"/>
+              </w:rPr>
               <w:t xml:space="preserve">Claim</w:t>
             </w:r>
           </w:p>
         </w:tc>
         <w:tc>
-          <w:tcPr/>
-          <w:p>
-            <w:pPr>
-              <w:pStyle w:val="Compact"/>
-            </w:pPr>
-            <w:r>
+          <w:tcPr>
+            <w:tcW w:w="2421" w:type="dxa"/>
+            <w:tcMar>
+              <w:top w:w="80" w:type="dxa"/>
+              <w:bottom w:w="80" w:type="dxa"/>
+              <w:start w:w="120" w:type="dxa"/>
+              <w:end w:w="120" w:type="dxa"/>
+            </w:tcMar>
+            <w:vAlign w:val="center"/>
+            <w:shd w:fill="E8EEF5"/>
+          </w:tcPr>
+          <w:p>
+            <w:pPr>
+              <w:pStyle w:val="Compact"/>
+              <w:spacing w:before="0" w:after="40" w:line="252" w:lineRule="auto"/>
+              <w:jc w:val="left"/>
+            </w:pPr>
+            <w:r>
+              <w:rPr>
+                <w:rFonts w:ascii="Calibri" w:hAnsi="Calibri" w:eastAsia="Calibri"/>
+                <w:b/>
+                <w:color w:val="0B2545"/>
+                <w:sz w:val="18"/>
+              </w:rPr>
               <w:t xml:space="preserve">Status</w:t>
             </w:r>
           </w:p>
         </w:tc>
         <w:tc>
-          <w:tcPr/>
-          <w:p>
-            <w:pPr>
-              <w:pStyle w:val="Compact"/>
-            </w:pPr>
-            <w:r>
-              <w:t xml:space="preserve">Safe Wording</w:t>
+          <w:tcPr>
+            <w:tcW w:w="4282" w:type="dxa"/>
+            <w:tcMar>
+              <w:top w:w="80" w:type="dxa"/>
+              <w:bottom w:w="80" w:type="dxa"/>
+              <w:start w:w="120" w:type="dxa"/>
+              <w:end w:w="120" w:type="dxa"/>
+            </w:tcMar>
+            <w:vAlign w:val="center"/>
+            <w:shd w:fill="E8EEF5"/>
+          </w:tcPr>
+          <w:p>
+            <w:pPr>
+              <w:pStyle w:val="Compact"/>
+              <w:spacing w:before="0" w:after="40" w:line="252" w:lineRule="auto"/>
+              <w:jc w:val="left"/>
+            </w:pPr>
+            <w:r>
+              <w:rPr>
+                <w:rFonts w:ascii="Calibri" w:hAnsi="Calibri" w:eastAsia="Calibri"/>
+                <w:b/>
+                <w:color w:val="0B2545"/>
+                <w:sz w:val="18"/>
+              </w:rPr>
+              <w:t xml:space="preserve">Safe wording</w:t>
             </w:r>
           </w:p>
         </w:tc>
       </w:tr>
       <w:tr>
-        <w:tc>
-          <w:tcPr/>
-          <w:p>
-            <w:pPr>
-              <w:pStyle w:val="Compact"/>
-            </w:pPr>
-            <w:r>
+        <w:trPr>
+          <w:cantSplit/>
+        </w:trPr>
+        <w:tc>
+          <w:tcPr>
+            <w:tcW w:w="2657" w:type="dxa"/>
+            <w:tcMar>
+              <w:top w:w="80" w:type="dxa"/>
+              <w:bottom w:w="80" w:type="dxa"/>
+              <w:start w:w="120" w:type="dxa"/>
+              <w:end w:w="120" w:type="dxa"/>
+            </w:tcMar>
+            <w:vAlign w:val="center"/>
+          </w:tcPr>
+          <w:p>
+            <w:pPr>
+              <w:pStyle w:val="Compact"/>
+              <w:spacing w:before="0" w:after="40" w:line="252" w:lineRule="auto"/>
+              <w:jc w:val="left"/>
+            </w:pPr>
+            <w:r>
+              <w:rPr>
+                <w:rFonts w:ascii="Calibri" w:hAnsi="Calibri" w:eastAsia="Calibri"/>
+                <w:color w:val="0B2545"/>
+                <w:sz w:val="18"/>
+              </w:rPr>
               <w:t xml:space="preserve">Generic quantum advantage</w:t>
             </w:r>
           </w:p>
         </w:tc>
         <w:tc>
-          <w:tcPr/>
-          <w:p>
-            <w:pPr>
-              <w:pStyle w:val="Compact"/>
-            </w:pPr>
-            <w:r>
+          <w:tcPr>
+            <w:tcW w:w="2421" w:type="dxa"/>
+            <w:tcMar>
+              <w:top w:w="80" w:type="dxa"/>
+              <w:bottom w:w="80" w:type="dxa"/>
+              <w:start w:w="120" w:type="dxa"/>
+              <w:end w:w="120" w:type="dxa"/>
+            </w:tcMar>
+            <w:vAlign w:val="center"/>
+          </w:tcPr>
+          <w:p>
+            <w:pPr>
+              <w:pStyle w:val="Compact"/>
+              <w:spacing w:before="0" w:after="40" w:line="252" w:lineRule="auto"/>
+              <w:jc w:val="left"/>
+            </w:pPr>
+            <w:r>
+              <w:rPr>
+                <w:rFonts w:ascii="Calibri" w:hAnsi="Calibri" w:eastAsia="Calibri"/>
+                <w:color w:val="0B2545"/>
+                <w:sz w:val="18"/>
+              </w:rPr>
               <w:t xml:space="preserve">Not supported</w:t>
             </w:r>
           </w:p>
         </w:tc>
         <w:tc>
-          <w:tcPr/>
-          <w:p>
-            <w:pPr>
-              <w:pStyle w:val="Compact"/>
-            </w:pPr>
-            <w:r>
+          <w:tcPr>
+            <w:tcW w:w="4282" w:type="dxa"/>
+            <w:tcMar>
+              <w:top w:w="80" w:type="dxa"/>
+              <w:bottom w:w="80" w:type="dxa"/>
+              <w:start w:w="120" w:type="dxa"/>
+              <w:end w:w="120" w:type="dxa"/>
+            </w:tcMar>
+            <w:vAlign w:val="center"/>
+          </w:tcPr>
+          <w:p>
+            <w:pPr>
+              <w:pStyle w:val="Compact"/>
+              <w:spacing w:before="0" w:after="40" w:line="252" w:lineRule="auto"/>
+              <w:jc w:val="left"/>
+            </w:pPr>
+            <w:r>
+              <w:rPr>
+                <w:rFonts w:ascii="Calibri" w:hAnsi="Calibri" w:eastAsia="Calibri"/>
+                <w:color w:val="0B2545"/>
+                <w:sz w:val="18"/>
+              </w:rPr>
               <w:t xml:space="preserve">Do not claim it.</w:t>
             </w:r>
           </w:p>
         </w:tc>
       </w:tr>
       <w:tr>
-        <w:tc>
-          <w:tcPr/>
-          <w:p>
-            <w:pPr>
-              <w:pStyle w:val="Compact"/>
-            </w:pPr>
-            <w:r>
-              <w:t xml:space="preserve">Full-data benchmark hierarchy</w:t>
-            </w:r>
-          </w:p>
-        </w:tc>
-        <w:tc>
-          <w:tcPr/>
-          <w:p>
-            <w:pPr>
-              <w:pStyle w:val="Compact"/>
-            </w:pPr>
-            <w:r>
+        <w:trPr>
+          <w:cantSplit/>
+        </w:trPr>
+        <w:tc>
+          <w:tcPr>
+            <w:tcW w:w="2657" w:type="dxa"/>
+            <w:tcMar>
+              <w:top w:w="80" w:type="dxa"/>
+              <w:bottom w:w="80" w:type="dxa"/>
+              <w:start w:w="120" w:type="dxa"/>
+              <w:end w:w="120" w:type="dxa"/>
+            </w:tcMar>
+            <w:vAlign w:val="center"/>
+          </w:tcPr>
+          <w:p>
+            <w:pPr>
+              <w:pStyle w:val="Compact"/>
+              <w:spacing w:before="0" w:after="40" w:line="252" w:lineRule="auto"/>
+              <w:jc w:val="left"/>
+            </w:pPr>
+            <w:r>
+              <w:rPr>
+                <w:rFonts w:ascii="Calibri" w:hAnsi="Calibri" w:eastAsia="Calibri"/>
+                <w:color w:val="0B2545"/>
+                <w:sz w:val="18"/>
+              </w:rPr>
+              <w:t xml:space="preserve">Full-data hierarchy</w:t>
+            </w:r>
+          </w:p>
+        </w:tc>
+        <w:tc>
+          <w:tcPr>
+            <w:tcW w:w="2421" w:type="dxa"/>
+            <w:tcMar>
+              <w:top w:w="80" w:type="dxa"/>
+              <w:bottom w:w="80" w:type="dxa"/>
+              <w:start w:w="120" w:type="dxa"/>
+              <w:end w:w="120" w:type="dxa"/>
+            </w:tcMar>
+            <w:vAlign w:val="center"/>
+          </w:tcPr>
+          <w:p>
+            <w:pPr>
+              <w:pStyle w:val="Compact"/>
+              <w:spacing w:before="0" w:after="40" w:line="252" w:lineRule="auto"/>
+              <w:jc w:val="left"/>
+            </w:pPr>
+            <w:r>
+              <w:rPr>
+                <w:rFonts w:ascii="Calibri" w:hAnsi="Calibri" w:eastAsia="Calibri"/>
+                <w:color w:val="0B2545"/>
+                <w:sz w:val="18"/>
+              </w:rPr>
               <w:t xml:space="preserve">Supported</w:t>
             </w:r>
           </w:p>
         </w:tc>
         <w:tc>
-          <w:tcPr/>
-          <w:p>
-            <w:pPr>
-              <w:pStyle w:val="Compact"/>
-            </w:pPr>
-            <w:r>
-              <w:t xml:space="preserve">Strongest reproduced full-data evidence favors classical baselines.</w:t>
+          <w:tcPr>
+            <w:tcW w:w="4282" w:type="dxa"/>
+            <w:tcMar>
+              <w:top w:w="80" w:type="dxa"/>
+              <w:bottom w:w="80" w:type="dxa"/>
+              <w:start w:w="120" w:type="dxa"/>
+              <w:end w:w="120" w:type="dxa"/>
+            </w:tcMar>
+            <w:vAlign w:val="center"/>
+          </w:tcPr>
+          <w:p>
+            <w:pPr>
+              <w:pStyle w:val="Compact"/>
+              <w:spacing w:before="0" w:after="40" w:line="252" w:lineRule="auto"/>
+              <w:jc w:val="left"/>
+            </w:pPr>
+            <w:r>
+              <w:rPr>
+                <w:rFonts w:ascii="Calibri" w:hAnsi="Calibri" w:eastAsia="Calibri"/>
+                <w:color w:val="0B2545"/>
+                <w:sz w:val="18"/>
+              </w:rPr>
+              <w:t xml:space="preserve">Strongest reproduced evidence favors classical baselines.</w:t>
             </w:r>
           </w:p>
         </w:tc>
       </w:tr>
       <w:tr>
-        <w:tc>
-          <w:tcPr/>
-          <w:p>
-            <w:pPr>
-              <w:pStyle w:val="Compact"/>
-            </w:pPr>
-            <w:r>
-              <w:t xml:space="preserve">Thesis-faithful comparison</w:t>
-            </w:r>
-          </w:p>
-        </w:tc>
-        <w:tc>
-          <w:tcPr/>
-          <w:p>
-            <w:pPr>
-              <w:pStyle w:val="Compact"/>
-            </w:pPr>
-            <w:r>
+        <w:trPr>
+          <w:cantSplit/>
+        </w:trPr>
+        <w:tc>
+          <w:tcPr>
+            <w:tcW w:w="2657" w:type="dxa"/>
+            <w:tcMar>
+              <w:top w:w="80" w:type="dxa"/>
+              <w:bottom w:w="80" w:type="dxa"/>
+              <w:start w:w="120" w:type="dxa"/>
+              <w:end w:w="120" w:type="dxa"/>
+            </w:tcMar>
+            <w:vAlign w:val="center"/>
+          </w:tcPr>
+          <w:p>
+            <w:pPr>
+              <w:pStyle w:val="Compact"/>
+              <w:spacing w:before="0" w:after="40" w:line="252" w:lineRule="auto"/>
+              <w:jc w:val="left"/>
+            </w:pPr>
+            <w:r>
+              <w:rPr>
+                <w:rFonts w:ascii="Calibri" w:hAnsi="Calibri" w:eastAsia="Calibri"/>
+                <w:color w:val="0B2545"/>
+                <w:sz w:val="18"/>
+              </w:rPr>
+              <w:t xml:space="preserve">Class-aware hierarchy</w:t>
+            </w:r>
+          </w:p>
+        </w:tc>
+        <w:tc>
+          <w:tcPr>
+            <w:tcW w:w="2421" w:type="dxa"/>
+            <w:tcMar>
+              <w:top w:w="80" w:type="dxa"/>
+              <w:bottom w:w="80" w:type="dxa"/>
+              <w:start w:w="120" w:type="dxa"/>
+              <w:end w:w="120" w:type="dxa"/>
+            </w:tcMar>
+            <w:vAlign w:val="center"/>
+          </w:tcPr>
+          <w:p>
+            <w:pPr>
+              <w:pStyle w:val="Compact"/>
+              <w:spacing w:before="0" w:after="40" w:line="252" w:lineRule="auto"/>
+              <w:jc w:val="left"/>
+            </w:pPr>
+            <w:r>
+              <w:rPr>
+                <w:rFonts w:ascii="Calibri" w:hAnsi="Calibri" w:eastAsia="Calibri"/>
+                <w:color w:val="0B2545"/>
+                <w:sz w:val="18"/>
+              </w:rPr>
               <w:t xml:space="preserve">Supported</w:t>
             </w:r>
           </w:p>
         </w:tc>
         <w:tc>
-          <w:tcPr/>
-          <w:p>
-            <w:pPr>
-              <w:pStyle w:val="Compact"/>
-            </w:pPr>
+          <w:tcPr>
+            <w:tcW w:w="4282" w:type="dxa"/>
+            <w:tcMar>
+              <w:top w:w="80" w:type="dxa"/>
+              <w:bottom w:w="80" w:type="dxa"/>
+              <w:start w:w="120" w:type="dxa"/>
+              <w:end w:w="120" w:type="dxa"/>
+            </w:tcMar>
+            <w:vAlign w:val="center"/>
+          </w:tcPr>
+          <w:p>
+            <w:pPr>
+              <w:pStyle w:val="Compact"/>
+              <w:spacing w:before="0" w:after="40" w:line="252" w:lineRule="auto"/>
+              <w:jc w:val="left"/>
+            </w:pPr>
+            <w:r>
+              <w:rPr>
+                <w:rFonts w:ascii="Calibri" w:hAnsi="Calibri" w:eastAsia="Calibri"/>
+                <w:color w:val="0B2545"/>
+                <w:sz w:val="18"/>
+              </w:rPr>
+              <w:t xml:space="preserve">ResNet-18 and</w:t>
+            </w:r>
+            <w:r>
+              <w:rPr>
+                <w:rFonts w:ascii="Calibri" w:hAnsi="Calibri" w:eastAsia="Calibri"/>
+                <w:color w:val="0B2545"/>
+                <w:sz w:val="18"/>
+              </w:rPr>
+              <w:t xml:space="preserve"> </w:t>
+            </w:r>
             <w:r>
               <w:rPr>
                 <w:rStyle w:val="VerbatimChar"/>
+                <w:rFonts w:ascii="Calibri" w:hAnsi="Calibri" w:eastAsia="Calibri"/>
+                <w:color w:val="0B2545"/>
+                <w:sz w:val="18"/>
               </w:rPr>
               <w:t xml:space="preserve">thesis_cnniiii</w:t>
             </w:r>
             <w:r>
+              <w:rPr>
+                <w:rFonts w:ascii="Calibri" w:hAnsi="Calibri" w:eastAsia="Calibri"/>
+                <w:color w:val="0B2545"/>
+                <w:sz w:val="18"/>
+              </w:rPr>
               <w:t xml:space="preserve"> </w:t>
             </w:r>
             <w:r>
-              <w:t xml:space="preserve">is the strongest thesis-faithful reproduction;</w:t>
-            </w:r>
-            <w:r>
-              <w:t xml:space="preserve"> </w:t>
-            </w:r>
-            <w:r>
-              <w:rPr>
-                <w:rStyle w:val="VerbatimChar"/>
-              </w:rPr>
-              <w:t xml:space="preserve">thesis_hqnn2</w:t>
-            </w:r>
-            <w:r>
-              <w:t xml:space="preserve"> </w:t>
-            </w:r>
-            <w:r>
-              <w:t xml:space="preserve">remains below it.</w:t>
+              <w:rPr>
+                <w:rFonts w:ascii="Calibri" w:hAnsi="Calibri" w:eastAsia="Calibri"/>
+                <w:color w:val="0B2545"/>
+                <w:sz w:val="18"/>
+              </w:rPr>
+              <w:t xml:space="preserve">remain strongest; fixed quantum has a descriptive current-local macro-F1 pattern.</w:t>
             </w:r>
           </w:p>
         </w:tc>
       </w:tr>
       <w:tr>
-        <w:tc>
-          <w:tcPr/>
-          <w:p>
-            <w:pPr>
-              <w:pStyle w:val="Compact"/>
-            </w:pPr>
-            <w:r>
-              <w:t xml:space="preserve">Current-local full-data comparison</w:t>
-            </w:r>
-          </w:p>
-        </w:tc>
-        <w:tc>
-          <w:tcPr/>
-          <w:p>
-            <w:pPr>
-              <w:pStyle w:val="Compact"/>
-            </w:pPr>
-            <w:r>
-              <w:t xml:space="preserve">Supported with nuance</w:t>
-            </w:r>
-          </w:p>
-        </w:tc>
-        <w:tc>
-          <w:tcPr/>
-          <w:p>
-            <w:pPr>
-              <w:pStyle w:val="Compact"/>
-            </w:pPr>
-            <w:r>
-              <w:rPr>
-                <w:rStyle w:val="VerbatimChar"/>
-              </w:rPr>
-              <w:t xml:space="preserve">classical_conv</w:t>
-            </w:r>
-            <w:r>
-              <w:t xml:space="preserve"> </w:t>
-            </w:r>
-            <w:r>
-              <w:t xml:space="preserve">and</w:t>
-            </w:r>
-            <w:r>
-              <w:t xml:space="preserve"> </w:t>
-            </w:r>
-            <w:r>
-              <w:rPr>
-                <w:rStyle w:val="VerbatimChar"/>
-              </w:rPr>
-              <w:t xml:space="preserve">param_linear</w:t>
-            </w:r>
-            <w:r>
-              <w:t xml:space="preserve"> </w:t>
-            </w:r>
-            <w:r>
-              <w:t xml:space="preserve">slightly exceed</w:t>
-            </w:r>
-            <w:r>
-              <w:t xml:space="preserve"> </w:t>
-            </w:r>
-            <w:r>
-              <w:rPr>
-                <w:rStyle w:val="VerbatimChar"/>
-              </w:rPr>
-              <w:t xml:space="preserve">non_trainable_quantum</w:t>
-            </w:r>
-            <w:r>
-              <w:t xml:space="preserve">, but current-local full-data differences are small under</w:t>
-            </w:r>
-            <w:r>
-              <w:t xml:space="preserve"> </w:t>
-            </w:r>
-            <w:r>
-              <w:rPr>
-                <w:rStyle w:val="VerbatimChar"/>
-              </w:rPr>
-              <w:t xml:space="preserve">n=3</w:t>
-            </w:r>
-            <w:r>
-              <w:t xml:space="preserve">.</w:t>
+        <w:trPr>
+          <w:cantSplit/>
+        </w:trPr>
+        <w:tc>
+          <w:tcPr>
+            <w:tcW w:w="2657" w:type="dxa"/>
+            <w:tcMar>
+              <w:top w:w="80" w:type="dxa"/>
+              <w:bottom w:w="80" w:type="dxa"/>
+              <w:start w:w="120" w:type="dxa"/>
+              <w:end w:w="120" w:type="dxa"/>
+            </w:tcMar>
+            <w:vAlign w:val="center"/>
+          </w:tcPr>
+          <w:p>
+            <w:pPr>
+              <w:pStyle w:val="Compact"/>
+              <w:spacing w:before="0" w:after="40" w:line="252" w:lineRule="auto"/>
+              <w:jc w:val="left"/>
+            </w:pPr>
+            <w:r>
+              <w:rPr>
+                <w:rFonts w:ascii="Calibri" w:hAnsi="Calibri" w:eastAsia="Calibri"/>
+                <w:color w:val="0B2545"/>
+                <w:sz w:val="18"/>
+              </w:rPr>
+              <w:t xml:space="preserve">Low-data signal</w:t>
+            </w:r>
+          </w:p>
+        </w:tc>
+        <w:tc>
+          <w:tcPr>
+            <w:tcW w:w="2421" w:type="dxa"/>
+            <w:tcMar>
+              <w:top w:w="80" w:type="dxa"/>
+              <w:bottom w:w="80" w:type="dxa"/>
+              <w:start w:w="120" w:type="dxa"/>
+              <w:end w:w="120" w:type="dxa"/>
+            </w:tcMar>
+            <w:vAlign w:val="center"/>
+          </w:tcPr>
+          <w:p>
+            <w:pPr>
+              <w:pStyle w:val="Compact"/>
+              <w:spacing w:before="0" w:after="40" w:line="252" w:lineRule="auto"/>
+              <w:jc w:val="left"/>
+            </w:pPr>
+            <w:r>
+              <w:rPr>
+                <w:rFonts w:ascii="Calibri" w:hAnsi="Calibri" w:eastAsia="Calibri"/>
+                <w:color w:val="0B2545"/>
+                <w:sz w:val="18"/>
+              </w:rPr>
+              <w:t xml:space="preserve">Exploratory only</w:t>
+            </w:r>
+          </w:p>
+        </w:tc>
+        <w:tc>
+          <w:tcPr>
+            <w:tcW w:w="4282" w:type="dxa"/>
+            <w:tcMar>
+              <w:top w:w="80" w:type="dxa"/>
+              <w:bottom w:w="80" w:type="dxa"/>
+              <w:start w:w="120" w:type="dxa"/>
+              <w:end w:w="120" w:type="dxa"/>
+            </w:tcMar>
+            <w:vAlign w:val="center"/>
+          </w:tcPr>
+          <w:p>
+            <w:pPr>
+              <w:pStyle w:val="Compact"/>
+              <w:spacing w:before="0" w:after="40" w:line="252" w:lineRule="auto"/>
+              <w:jc w:val="left"/>
+            </w:pPr>
+            <w:r>
+              <w:rPr>
+                <w:rFonts w:ascii="Calibri" w:hAnsi="Calibri" w:eastAsia="Calibri"/>
+                <w:color w:val="0B2545"/>
+                <w:sz w:val="18"/>
+              </w:rPr>
+              <w:t xml:space="preserve">Quantum mean is higher at all fractions, but all paired CIs cross zero and Holm-adjusted p-values are 1.0.</w:t>
             </w:r>
           </w:p>
         </w:tc>
       </w:tr>
       <w:tr>
-        <w:tc>
-          <w:tcPr/>
-          <w:p>
-            <w:pPr>
-              <w:pStyle w:val="Compact"/>
-            </w:pPr>
-            <w:r>
-              <w:t xml:space="preserve">Low-data quantum signal</w:t>
-            </w:r>
-          </w:p>
-        </w:tc>
-        <w:tc>
-          <w:tcPr/>
-          <w:p>
-            <w:pPr>
-              <w:pStyle w:val="Compact"/>
-            </w:pPr>
-            <w:r>
-              <w:t xml:space="preserve">Supported with scope limits</w:t>
-            </w:r>
-          </w:p>
-        </w:tc>
-        <w:tc>
-          <w:tcPr/>
-          <w:p>
-            <w:pPr>
-              <w:pStyle w:val="Compact"/>
-            </w:pPr>
-            <w:r>
-              <w:rPr>
-                <w:rStyle w:val="VerbatimChar"/>
-              </w:rPr>
-              <w:t xml:space="preserve">non_trainable_quantum</w:t>
-            </w:r>
-            <w:r>
-              <w:t xml:space="preserve"> </w:t>
-            </w:r>
-            <w:r>
-              <w:t xml:space="preserve">shows a narrow current-local low-data competitiveness signal against</w:t>
-            </w:r>
-            <w:r>
-              <w:t xml:space="preserve"> </w:t>
-            </w:r>
-            <w:r>
-              <w:rPr>
-                <w:rStyle w:val="VerbatimChar"/>
-              </w:rPr>
-              <w:t xml:space="preserve">classical_conv</w:t>
-            </w:r>
-            <w:r>
-              <w:t xml:space="preserve">.</w:t>
+        <w:trPr>
+          <w:cantSplit/>
+        </w:trPr>
+        <w:tc>
+          <w:tcPr>
+            <w:tcW w:w="2657" w:type="dxa"/>
+            <w:tcMar>
+              <w:top w:w="80" w:type="dxa"/>
+              <w:bottom w:w="80" w:type="dxa"/>
+              <w:start w:w="120" w:type="dxa"/>
+              <w:end w:w="120" w:type="dxa"/>
+            </w:tcMar>
+            <w:vAlign w:val="center"/>
+          </w:tcPr>
+          <w:p>
+            <w:pPr>
+              <w:pStyle w:val="Compact"/>
+              <w:spacing w:before="0" w:after="40" w:line="252" w:lineRule="auto"/>
+              <w:jc w:val="left"/>
+            </w:pPr>
+            <w:r>
+              <w:rPr>
+                <w:rFonts w:ascii="Calibri" w:hAnsi="Calibri" w:eastAsia="Calibri"/>
+                <w:color w:val="0B2545"/>
+                <w:sz w:val="18"/>
+              </w:rPr>
+              <w:t xml:space="preserve">V7 component causality</w:t>
+            </w:r>
+          </w:p>
+        </w:tc>
+        <w:tc>
+          <w:tcPr>
+            <w:tcW w:w="2421" w:type="dxa"/>
+            <w:tcMar>
+              <w:top w:w="80" w:type="dxa"/>
+              <w:bottom w:w="80" w:type="dxa"/>
+              <w:start w:w="120" w:type="dxa"/>
+              <w:end w:w="120" w:type="dxa"/>
+            </w:tcMar>
+            <w:vAlign w:val="center"/>
+          </w:tcPr>
+          <w:p>
+            <w:pPr>
+              <w:pStyle w:val="Compact"/>
+              <w:spacing w:before="0" w:after="40" w:line="252" w:lineRule="auto"/>
+              <w:jc w:val="left"/>
+            </w:pPr>
+            <w:r>
+              <w:rPr>
+                <w:rFonts w:ascii="Calibri" w:hAnsi="Calibri" w:eastAsia="Calibri"/>
+                <w:color w:val="0B2545"/>
+                <w:sz w:val="18"/>
+              </w:rPr>
+              <w:t xml:space="preserve">Not supported</w:t>
+            </w:r>
+          </w:p>
+        </w:tc>
+        <w:tc>
+          <w:tcPr>
+            <w:tcW w:w="4282" w:type="dxa"/>
+            <w:tcMar>
+              <w:top w:w="80" w:type="dxa"/>
+              <w:bottom w:w="80" w:type="dxa"/>
+              <w:start w:w="120" w:type="dxa"/>
+              <w:end w:w="120" w:type="dxa"/>
+            </w:tcMar>
+            <w:vAlign w:val="center"/>
+          </w:tcPr>
+          <w:p>
+            <w:pPr>
+              <w:pStyle w:val="Compact"/>
+              <w:spacing w:before="0" w:after="40" w:line="252" w:lineRule="auto"/>
+              <w:jc w:val="left"/>
+            </w:pPr>
+            <w:r>
+              <w:rPr>
+                <w:rFonts w:ascii="Calibri" w:hAnsi="Calibri" w:eastAsia="Calibri"/>
+                <w:color w:val="0B2545"/>
+                <w:sz w:val="18"/>
+              </w:rPr>
+              <w:t xml:space="preserve">The bundled V7 package is associated with restored trainability; no component attribution.</w:t>
             </w:r>
           </w:p>
         </w:tc>
       </w:tr>
       <w:tr>
-        <w:tc>
-          <w:tcPr/>
-          <w:p>
-            <w:pPr>
-              <w:pStyle w:val="Compact"/>
-            </w:pPr>
-            <w:r>
-              <w:t xml:space="preserve">V7 trainable quantum</w:t>
-            </w:r>
-          </w:p>
-        </w:tc>
-        <w:tc>
-          <w:tcPr/>
-          <w:p>
-            <w:pPr>
-              <w:pStyle w:val="Compact"/>
-            </w:pPr>
-            <w:r>
-              <w:t xml:space="preserve">Supported as engineering case-study</w:t>
-            </w:r>
-          </w:p>
-        </w:tc>
-        <w:tc>
-          <w:tcPr/>
-          <w:p>
-            <w:pPr>
-              <w:pStyle w:val="Compact"/>
-            </w:pPr>
-            <w:r>
-              <w:t xml:space="preserve">V7 can train after stabilization, but it is not an accuracy leader.</w:t>
+        <w:trPr>
+          <w:cantSplit/>
+        </w:trPr>
+        <w:tc>
+          <w:tcPr>
+            <w:tcW w:w="2657" w:type="dxa"/>
+            <w:tcMar>
+              <w:top w:w="80" w:type="dxa"/>
+              <w:bottom w:w="80" w:type="dxa"/>
+              <w:start w:w="120" w:type="dxa"/>
+              <w:end w:w="120" w:type="dxa"/>
+            </w:tcMar>
+            <w:vAlign w:val="center"/>
+          </w:tcPr>
+          <w:p>
+            <w:pPr>
+              <w:pStyle w:val="Compact"/>
+              <w:spacing w:before="0" w:after="40" w:line="252" w:lineRule="auto"/>
+              <w:jc w:val="left"/>
+            </w:pPr>
+            <w:r>
+              <w:rPr>
+                <w:rFonts w:ascii="Calibri" w:hAnsi="Calibri" w:eastAsia="Calibri"/>
+                <w:color w:val="0B2545"/>
+                <w:sz w:val="18"/>
+              </w:rPr>
+              <w:t xml:space="preserve">AMP mechanism</w:t>
+            </w:r>
+          </w:p>
+        </w:tc>
+        <w:tc>
+          <w:tcPr>
+            <w:tcW w:w="2421" w:type="dxa"/>
+            <w:tcMar>
+              <w:top w:w="80" w:type="dxa"/>
+              <w:bottom w:w="80" w:type="dxa"/>
+              <w:start w:w="120" w:type="dxa"/>
+              <w:end w:w="120" w:type="dxa"/>
+            </w:tcMar>
+            <w:vAlign w:val="center"/>
+          </w:tcPr>
+          <w:p>
+            <w:pPr>
+              <w:pStyle w:val="Compact"/>
+              <w:spacing w:before="0" w:after="40" w:line="252" w:lineRule="auto"/>
+              <w:jc w:val="left"/>
+            </w:pPr>
+            <w:r>
+              <w:rPr>
+                <w:rFonts w:ascii="Calibri" w:hAnsi="Calibri" w:eastAsia="Calibri"/>
+                <w:color w:val="0B2545"/>
+                <w:sz w:val="18"/>
+              </w:rPr>
+              <w:t xml:space="preserve">Partially supported</w:t>
+            </w:r>
+          </w:p>
+        </w:tc>
+        <w:tc>
+          <w:tcPr>
+            <w:tcW w:w="4282" w:type="dxa"/>
+            <w:tcMar>
+              <w:top w:w="80" w:type="dxa"/>
+              <w:bottom w:w="80" w:type="dxa"/>
+              <w:start w:w="120" w:type="dxa"/>
+              <w:end w:w="120" w:type="dxa"/>
+            </w:tcMar>
+            <w:vAlign w:val="center"/>
+          </w:tcPr>
+          <w:p>
+            <w:pPr>
+              <w:pStyle w:val="Compact"/>
+              <w:spacing w:before="0" w:after="40" w:line="252" w:lineRule="auto"/>
+              <w:jc w:val="left"/>
+            </w:pPr>
+            <w:r>
+              <w:rPr>
+                <w:rFonts w:ascii="Calibri" w:hAnsi="Calibri" w:eastAsia="Calibri"/>
+                <w:color w:val="0B2545"/>
+                <w:sz w:val="18"/>
+              </w:rPr>
+              <w:t xml:space="preserve">Float16 boundary and non-finite failure were observed; low-level adjoint mechanism was not isolated.</w:t>
+            </w:r>
+          </w:p>
+        </w:tc>
+      </w:tr>
+      <w:tr>
+        <w:trPr>
+          <w:cantSplit/>
+        </w:trPr>
+        <w:tc>
+          <w:tcPr>
+            <w:tcW w:w="2657" w:type="dxa"/>
+            <w:tcMar>
+              <w:top w:w="80" w:type="dxa"/>
+              <w:bottom w:w="80" w:type="dxa"/>
+              <w:start w:w="120" w:type="dxa"/>
+              <w:end w:w="120" w:type="dxa"/>
+            </w:tcMar>
+            <w:vAlign w:val="center"/>
+          </w:tcPr>
+          <w:p>
+            <w:pPr>
+              <w:pStyle w:val="Compact"/>
+              <w:spacing w:before="0" w:after="40" w:line="252" w:lineRule="auto"/>
+              <w:jc w:val="left"/>
+            </w:pPr>
+            <w:r>
+              <w:rPr>
+                <w:rFonts w:ascii="Calibri" w:hAnsi="Calibri" w:eastAsia="Calibri"/>
+                <w:color w:val="0B2545"/>
+                <w:sz w:val="18"/>
+              </w:rPr>
+              <w:t xml:space="preserve">Hypothesis revision from thesis</w:t>
+            </w:r>
+          </w:p>
+        </w:tc>
+        <w:tc>
+          <w:tcPr>
+            <w:tcW w:w="2421" w:type="dxa"/>
+            <w:tcMar>
+              <w:top w:w="80" w:type="dxa"/>
+              <w:bottom w:w="80" w:type="dxa"/>
+              <w:start w:w="120" w:type="dxa"/>
+              <w:end w:w="120" w:type="dxa"/>
+            </w:tcMar>
+            <w:vAlign w:val="center"/>
+          </w:tcPr>
+          <w:p>
+            <w:pPr>
+              <w:pStyle w:val="Compact"/>
+              <w:spacing w:before="0" w:after="40" w:line="252" w:lineRule="auto"/>
+              <w:jc w:val="left"/>
+            </w:pPr>
+            <w:r>
+              <w:rPr>
+                <w:rFonts w:ascii="Calibri" w:hAnsi="Calibri" w:eastAsia="Calibri"/>
+                <w:color w:val="0B2545"/>
+                <w:sz w:val="18"/>
+              </w:rPr>
+              <w:t xml:space="preserve">Supported if chronology stays explicit</w:t>
+            </w:r>
+          </w:p>
+        </w:tc>
+        <w:tc>
+          <w:tcPr>
+            <w:tcW w:w="4282" w:type="dxa"/>
+            <w:tcMar>
+              <w:top w:w="80" w:type="dxa"/>
+              <w:bottom w:w="80" w:type="dxa"/>
+              <w:start w:w="120" w:type="dxa"/>
+              <w:end w:w="120" w:type="dxa"/>
+            </w:tcMar>
+            <w:vAlign w:val="center"/>
+          </w:tcPr>
+          <w:p>
+            <w:pPr>
+              <w:pStyle w:val="Compact"/>
+              <w:spacing w:before="0" w:after="40" w:line="252" w:lineRule="auto"/>
+              <w:jc w:val="left"/>
+            </w:pPr>
+            <w:r>
+              <w:rPr>
+                <w:rFonts w:ascii="Calibri" w:hAnsi="Calibri" w:eastAsia="Calibri"/>
+                <w:color w:val="0B2545"/>
+                <w:sz w:val="18"/>
+              </w:rPr>
+              <w:t xml:space="preserve">The 2024 hypothesis was narrowed by later stronger controls; low-data is hypothesis-generating.</w:t>
             </w:r>
           </w:p>
         </w:tc>
       </w:tr>
     </w:tbl>
-    <w:bookmarkEnd w:id="11"/>
-    <w:bookmarkStart w:id="12" w:name="submission-risks"/>
+    <w:bookmarkEnd w:id="10"/>
+    <w:bookmarkStart w:id="11" w:name="human-and-venue-gates"/>
     <w:p>
       <w:pPr>
         <w:pStyle w:val="Heading2"/>
+        <w:keepNext/>
+        <w:spacing w:before="160"/>
       </w:pPr>
       <w:r>
-        <w:t xml:space="preserve">Submission Risks</w:t>
+        <w:t xml:space="preserve">Human And Venue Gates</w:t>
       </w:r>
     </w:p>
     <w:tbl>
       <w:tblPr>
         <w:tblStyle w:val="Table"/>
-        <w:tblW w:type="auto" w:w="0"/>
+        <w:tblW w:type="dxa" w:w="9360"/>
+        <w:tblLayout w:type="fixed"/>
         <w:tblLook w:firstRow="1" w:lastRow="0" w:firstColumn="0" w:lastColumn="0" w:noHBand="0" w:noVBand="0" w:val="0020"/>
+        <w:tblInd w:w="120" w:type="dxa"/>
+        <w:tblBorders>
+          <w:top w:val="single" w:sz="3" w:color="D7DEE8"/>
+          <w:left w:val="single" w:sz="3" w:color="D7DEE8"/>
+          <w:bottom w:val="single" w:sz="3" w:color="D7DEE8"/>
+          <w:right w:val="single" w:sz="3" w:color="D7DEE8"/>
+          <w:insideH w:val="single" w:sz="3" w:color="D7DEE8"/>
+          <w:insideV w:val="single" w:sz="3" w:color="D7DEE8"/>
+        </w:tblBorders>
       </w:tblPr>
       <w:tblGrid>
-        <w:gridCol w:w="2640"/>
-        <w:gridCol w:w="2640"/>
-        <w:gridCol w:w="2640"/>
+        <w:gridCol w:w="2636"/>
+        <w:gridCol w:w="2109"/>
+        <w:gridCol w:w="4615"/>
       </w:tblGrid>
       <w:tr>
         <w:trPr>
           <w:tblHeader w:val="on"/>
+          <w:cantSplit/>
+          <w:tblHeader w:val="true"/>
         </w:trPr>
         <w:tc>
-          <w:tcPr/>
-          <w:p>
-            <w:pPr>
-              <w:pStyle w:val="Compact"/>
-            </w:pPr>
-            <w:r>
-              <w:t xml:space="preserve">Risk</w:t>
-            </w:r>
-          </w:p>
-        </w:tc>
-        <w:tc>
-          <w:tcPr/>
-          <w:p>
-            <w:pPr>
-              <w:pStyle w:val="Compact"/>
-            </w:pPr>
-            <w:r>
-              <w:t xml:space="preserve">Severity</w:t>
-            </w:r>
-          </w:p>
-        </w:tc>
-        <w:tc>
-          <w:tcPr/>
-          <w:p>
-            <w:pPr>
-              <w:pStyle w:val="Compact"/>
-            </w:pPr>
-            <w:r>
-              <w:t xml:space="preserve">Mitigation</w:t>
+          <w:tcPr>
+            <w:tcW w:w="2636" w:type="dxa"/>
+            <w:tcMar>
+              <w:top w:w="80" w:type="dxa"/>
+              <w:bottom w:w="80" w:type="dxa"/>
+              <w:start w:w="120" w:type="dxa"/>
+              <w:end w:w="120" w:type="dxa"/>
+            </w:tcMar>
+            <w:vAlign w:val="center"/>
+            <w:shd w:fill="E8EEF5"/>
+          </w:tcPr>
+          <w:p>
+            <w:pPr>
+              <w:pStyle w:val="Compact"/>
+              <w:spacing w:before="0" w:after="40" w:line="252" w:lineRule="auto"/>
+              <w:jc w:val="left"/>
+            </w:pPr>
+            <w:r>
+              <w:rPr>
+                <w:rFonts w:ascii="Calibri" w:hAnsi="Calibri" w:eastAsia="Calibri"/>
+                <w:b/>
+                <w:color w:val="0B2545"/>
+                <w:sz w:val="18"/>
+              </w:rPr>
+              <w:t xml:space="preserve">Gate</w:t>
+            </w:r>
+          </w:p>
+        </w:tc>
+        <w:tc>
+          <w:tcPr>
+            <w:tcW w:w="2109" w:type="dxa"/>
+            <w:tcMar>
+              <w:top w:w="80" w:type="dxa"/>
+              <w:bottom w:w="80" w:type="dxa"/>
+              <w:start w:w="120" w:type="dxa"/>
+              <w:end w:w="120" w:type="dxa"/>
+            </w:tcMar>
+            <w:vAlign w:val="center"/>
+            <w:shd w:fill="E8EEF5"/>
+          </w:tcPr>
+          <w:p>
+            <w:pPr>
+              <w:pStyle w:val="Compact"/>
+              <w:spacing w:before="0" w:after="40" w:line="252" w:lineRule="auto"/>
+              <w:jc w:val="center"/>
+            </w:pPr>
+            <w:r>
+              <w:rPr>
+                <w:rFonts w:ascii="Calibri" w:hAnsi="Calibri" w:eastAsia="Calibri"/>
+                <w:b/>
+                <w:color w:val="0B2545"/>
+                <w:sz w:val="18"/>
+              </w:rPr>
+              <w:t xml:space="preserve">Status</w:t>
+            </w:r>
+          </w:p>
+        </w:tc>
+        <w:tc>
+          <w:tcPr>
+            <w:tcW w:w="4615" w:type="dxa"/>
+            <w:tcMar>
+              <w:top w:w="80" w:type="dxa"/>
+              <w:bottom w:w="80" w:type="dxa"/>
+              <w:start w:w="120" w:type="dxa"/>
+              <w:end w:w="120" w:type="dxa"/>
+            </w:tcMar>
+            <w:vAlign w:val="center"/>
+            <w:shd w:fill="E8EEF5"/>
+          </w:tcPr>
+          <w:p>
+            <w:pPr>
+              <w:pStyle w:val="Compact"/>
+              <w:spacing w:before="0" w:after="40" w:line="252" w:lineRule="auto"/>
+              <w:jc w:val="left"/>
+            </w:pPr>
+            <w:r>
+              <w:rPr>
+                <w:rFonts w:ascii="Calibri" w:hAnsi="Calibri" w:eastAsia="Calibri"/>
+                <w:b/>
+                <w:color w:val="0B2545"/>
+                <w:sz w:val="18"/>
+              </w:rPr>
+              <w:t xml:space="preserve">Required action</w:t>
             </w:r>
           </w:p>
         </w:tc>
       </w:tr>
       <w:tr>
-        <w:tc>
-          <w:tcPr/>
-          <w:p>
-            <w:pPr>
-              <w:pStyle w:val="Compact"/>
-            </w:pPr>
-            <w:r>
-              <w:t xml:space="preserve">Single dataset</w:t>
-            </w:r>
-          </w:p>
-        </w:tc>
-        <w:tc>
-          <w:tcPr/>
-          <w:p>
-            <w:pPr>
-              <w:pStyle w:val="Compact"/>
-            </w:pPr>
-            <w:r>
-              <w:t xml:space="preserve">Medium for specialized venues; high for broad venues</w:t>
-            </w:r>
-          </w:p>
-        </w:tc>
-        <w:tc>
-          <w:tcPr/>
-          <w:p>
-            <w:pPr>
-              <w:pStyle w:val="Compact"/>
-            </w:pPr>
-            <w:r>
-              <w:t xml:space="preserve">Position as benchmark/engineering study; add second dataset only for stronger venue route.</w:t>
+        <w:trPr>
+          <w:cantSplit/>
+        </w:trPr>
+        <w:tc>
+          <w:tcPr>
+            <w:tcW w:w="2636" w:type="dxa"/>
+            <w:tcMar>
+              <w:top w:w="80" w:type="dxa"/>
+              <w:bottom w:w="80" w:type="dxa"/>
+              <w:start w:w="120" w:type="dxa"/>
+              <w:end w:w="120" w:type="dxa"/>
+            </w:tcMar>
+            <w:vAlign w:val="center"/>
+          </w:tcPr>
+          <w:p>
+            <w:pPr>
+              <w:pStyle w:val="Compact"/>
+              <w:spacing w:before="0" w:after="40" w:line="252" w:lineRule="auto"/>
+              <w:jc w:val="left"/>
+            </w:pPr>
+            <w:r>
+              <w:rPr>
+                <w:rFonts w:ascii="Calibri" w:hAnsi="Calibri" w:eastAsia="Calibri"/>
+                <w:color w:val="0B2545"/>
+                <w:sz w:val="18"/>
+              </w:rPr>
+              <w:t xml:space="preserve">Authors/order</w:t>
+            </w:r>
+          </w:p>
+        </w:tc>
+        <w:tc>
+          <w:tcPr>
+            <w:tcW w:w="2109" w:type="dxa"/>
+            <w:tcMar>
+              <w:top w:w="80" w:type="dxa"/>
+              <w:bottom w:w="80" w:type="dxa"/>
+              <w:start w:w="120" w:type="dxa"/>
+              <w:end w:w="120" w:type="dxa"/>
+            </w:tcMar>
+            <w:vAlign w:val="center"/>
+          </w:tcPr>
+          <w:p>
+            <w:pPr>
+              <w:pStyle w:val="Compact"/>
+              <w:spacing w:before="0" w:after="40" w:line="252" w:lineRule="auto"/>
+              <w:jc w:val="center"/>
+            </w:pPr>
+            <w:r>
+              <w:rPr>
+                <w:rFonts w:ascii="Calibri" w:hAnsi="Calibri" w:eastAsia="Calibri"/>
+                <w:color w:val="0B2545"/>
+                <w:sz w:val="18"/>
+              </w:rPr>
+              <w:t xml:space="preserve">Provisionally known</w:t>
+            </w:r>
+          </w:p>
+        </w:tc>
+        <w:tc>
+          <w:tcPr>
+            <w:tcW w:w="4615" w:type="dxa"/>
+            <w:tcMar>
+              <w:top w:w="80" w:type="dxa"/>
+              <w:bottom w:w="80" w:type="dxa"/>
+              <w:start w:w="120" w:type="dxa"/>
+              <w:end w:w="120" w:type="dxa"/>
+            </w:tcMar>
+            <w:vAlign w:val="center"/>
+          </w:tcPr>
+          <w:p>
+            <w:pPr>
+              <w:pStyle w:val="Compact"/>
+              <w:spacing w:before="0" w:after="40" w:line="252" w:lineRule="auto"/>
+              <w:jc w:val="left"/>
+            </w:pPr>
+            <w:r>
+              <w:rPr>
+                <w:rFonts w:ascii="Calibri" w:hAnsi="Calibri" w:eastAsia="Calibri"/>
+                <w:color w:val="0B2545"/>
+                <w:sz w:val="18"/>
+              </w:rPr>
+              <w:t xml:space="preserve">Necati Incekara, Erdem Bilgili; both authors must approve order and final manuscript</w:t>
             </w:r>
           </w:p>
         </w:tc>
       </w:tr>
       <w:tr>
-        <w:tc>
-          <w:tcPr/>
-          <w:p>
-            <w:pPr>
-              <w:pStyle w:val="Compact"/>
-            </w:pPr>
-            <w:r>
-              <w:t xml:space="preserve">Small</w:t>
-            </w:r>
-            <w:r>
-              <w:t xml:space="preserve"> </w:t>
-            </w:r>
-            <w:r>
-              <w:rPr>
-                <w:rStyle w:val="VerbatimChar"/>
-              </w:rPr>
-              <w:t xml:space="preserve">n=3</w:t>
-            </w:r>
-            <w:r>
-              <w:t xml:space="preserve"> </w:t>
-            </w:r>
-            <w:r>
-              <w:t xml:space="preserve">statistics</w:t>
-            </w:r>
-          </w:p>
-        </w:tc>
-        <w:tc>
-          <w:tcPr/>
-          <w:p>
-            <w:pPr>
-              <w:pStyle w:val="Compact"/>
-            </w:pPr>
-            <w:r>
-              <w:t xml:space="preserve">Medium</w:t>
-            </w:r>
-          </w:p>
-        </w:tc>
-        <w:tc>
-          <w:tcPr/>
-          <w:p>
-            <w:pPr>
-              <w:pStyle w:val="Compact"/>
-            </w:pPr>
-            <w:r>
-              <w:t xml:space="preserve">Use descriptive confidence intervals and exploratory tests; avoid definitive p-value language.</w:t>
+        <w:trPr>
+          <w:cantSplit/>
+        </w:trPr>
+        <w:tc>
+          <w:tcPr>
+            <w:tcW w:w="2636" w:type="dxa"/>
+            <w:tcMar>
+              <w:top w:w="80" w:type="dxa"/>
+              <w:bottom w:w="80" w:type="dxa"/>
+              <w:start w:w="120" w:type="dxa"/>
+              <w:end w:w="120" w:type="dxa"/>
+            </w:tcMar>
+            <w:vAlign w:val="center"/>
+          </w:tcPr>
+          <w:p>
+            <w:pPr>
+              <w:pStyle w:val="Compact"/>
+              <w:spacing w:before="0" w:after="40" w:line="252" w:lineRule="auto"/>
+              <w:jc w:val="left"/>
+            </w:pPr>
+            <w:r>
+              <w:rPr>
+                <w:rFonts w:ascii="Calibri" w:hAnsi="Calibri" w:eastAsia="Calibri"/>
+                <w:color w:val="0B2545"/>
+                <w:sz w:val="18"/>
+              </w:rPr>
+              <w:t xml:space="preserve">Erdem Bilgili affiliation</w:t>
+            </w:r>
+          </w:p>
+        </w:tc>
+        <w:tc>
+          <w:tcPr>
+            <w:tcW w:w="2109" w:type="dxa"/>
+            <w:tcMar>
+              <w:top w:w="80" w:type="dxa"/>
+              <w:bottom w:w="80" w:type="dxa"/>
+              <w:start w:w="120" w:type="dxa"/>
+              <w:end w:w="120" w:type="dxa"/>
+            </w:tcMar>
+            <w:vAlign w:val="center"/>
+          </w:tcPr>
+          <w:p>
+            <w:pPr>
+              <w:pStyle w:val="Compact"/>
+              <w:spacing w:before="0" w:after="40" w:line="252" w:lineRule="auto"/>
+              <w:jc w:val="center"/>
+            </w:pPr>
+            <w:r>
+              <w:rPr>
+                <w:rFonts w:ascii="Calibri" w:hAnsi="Calibri" w:eastAsia="Calibri"/>
+                <w:color w:val="0B2545"/>
+                <w:sz w:val="18"/>
+              </w:rPr>
+              <w:t xml:space="preserve">Ready for confirmation</w:t>
+            </w:r>
+          </w:p>
+        </w:tc>
+        <w:tc>
+          <w:tcPr>
+            <w:tcW w:w="4615" w:type="dxa"/>
+            <w:tcMar>
+              <w:top w:w="80" w:type="dxa"/>
+              <w:bottom w:w="80" w:type="dxa"/>
+              <w:start w:w="120" w:type="dxa"/>
+              <w:end w:w="120" w:type="dxa"/>
+            </w:tcMar>
+            <w:vAlign w:val="center"/>
+          </w:tcPr>
+          <w:p>
+            <w:pPr>
+              <w:pStyle w:val="Compact"/>
+              <w:spacing w:before="0" w:after="40" w:line="252" w:lineRule="auto"/>
+              <w:jc w:val="left"/>
+            </w:pPr>
+            <w:r>
+              <w:rPr>
+                <w:rFonts w:ascii="Calibri" w:hAnsi="Calibri" w:eastAsia="Calibri"/>
+                <w:color w:val="0B2545"/>
+                <w:sz w:val="18"/>
+              </w:rPr>
+              <w:t xml:space="preserve">Faculty of Engineering, Piri Reis University, Istanbul, Türkiye</w:t>
             </w:r>
           </w:p>
         </w:tc>
       </w:tr>
       <w:tr>
-        <w:tc>
-          <w:tcPr/>
-          <w:p>
-            <w:pPr>
-              <w:pStyle w:val="Compact"/>
-            </w:pPr>
-            <w:r>
-              <w:t xml:space="preserve">Low-data seed43/44 raw JSONs are Drive-backed only</w:t>
-            </w:r>
-          </w:p>
-        </w:tc>
-        <w:tc>
-          <w:tcPr/>
-          <w:p>
-            <w:pPr>
-              <w:pStyle w:val="Compact"/>
-            </w:pPr>
-            <w:r>
-              <w:t xml:space="preserve">Low to medium</w:t>
-            </w:r>
-          </w:p>
-        </w:tc>
-        <w:tc>
-          <w:tcPr/>
-          <w:p>
-            <w:pPr>
-              <w:pStyle w:val="Compact"/>
-            </w:pPr>
-            <w:r>
-              <w:t xml:space="preserve">Keep manifest explicit; sync raw JSONs locally if final archival reproducibility is required.</w:t>
+        <w:trPr>
+          <w:cantSplit/>
+        </w:trPr>
+        <w:tc>
+          <w:tcPr>
+            <w:tcW w:w="2636" w:type="dxa"/>
+            <w:tcMar>
+              <w:top w:w="80" w:type="dxa"/>
+              <w:bottom w:w="80" w:type="dxa"/>
+              <w:start w:w="120" w:type="dxa"/>
+              <w:end w:w="120" w:type="dxa"/>
+            </w:tcMar>
+            <w:vAlign w:val="center"/>
+          </w:tcPr>
+          <w:p>
+            <w:pPr>
+              <w:pStyle w:val="Compact"/>
+              <w:spacing w:before="0" w:after="40" w:line="252" w:lineRule="auto"/>
+              <w:jc w:val="left"/>
+            </w:pPr>
+            <w:r>
+              <w:rPr>
+                <w:rFonts w:ascii="Calibri" w:hAnsi="Calibri" w:eastAsia="Calibri"/>
+                <w:color w:val="0B2545"/>
+                <w:sz w:val="18"/>
+              </w:rPr>
+              <w:t xml:space="preserve">First-author metadata</w:t>
+            </w:r>
+          </w:p>
+        </w:tc>
+        <w:tc>
+          <w:tcPr>
+            <w:tcW w:w="2109" w:type="dxa"/>
+            <w:tcMar>
+              <w:top w:w="80" w:type="dxa"/>
+              <w:bottom w:w="80" w:type="dxa"/>
+              <w:start w:w="120" w:type="dxa"/>
+              <w:end w:w="120" w:type="dxa"/>
+            </w:tcMar>
+            <w:vAlign w:val="center"/>
+          </w:tcPr>
+          <w:p>
+            <w:pPr>
+              <w:pStyle w:val="Compact"/>
+              <w:spacing w:before="0" w:after="40" w:line="252" w:lineRule="auto"/>
+              <w:jc w:val="center"/>
+            </w:pPr>
+            <w:r>
+              <w:rPr>
+                <w:rFonts w:ascii="Calibri" w:hAnsi="Calibri" w:eastAsia="Calibri"/>
+                <w:b/>
+                <w:bCs/>
+                <w:color w:val="0B2545"/>
+                <w:sz w:val="18"/>
+              </w:rPr>
+              <w:t xml:space="preserve">Open</w:t>
+            </w:r>
+          </w:p>
+        </w:tc>
+        <w:tc>
+          <w:tcPr>
+            <w:tcW w:w="4615" w:type="dxa"/>
+            <w:tcMar>
+              <w:top w:w="80" w:type="dxa"/>
+              <w:bottom w:w="80" w:type="dxa"/>
+              <w:start w:w="120" w:type="dxa"/>
+              <w:end w:w="120" w:type="dxa"/>
+            </w:tcMar>
+            <w:vAlign w:val="center"/>
+          </w:tcPr>
+          <w:p>
+            <w:pPr>
+              <w:pStyle w:val="Compact"/>
+              <w:spacing w:before="0" w:after="40" w:line="252" w:lineRule="auto"/>
+              <w:jc w:val="left"/>
+            </w:pPr>
+            <w:r>
+              <w:rPr>
+                <w:rFonts w:ascii="Calibri" w:hAnsi="Calibri" w:eastAsia="Calibri"/>
+                <w:color w:val="0B2545"/>
+                <w:sz w:val="18"/>
+              </w:rPr>
+              <w:t xml:space="preserve">Affiliation, e-mail, ORCID and corresponding-author choice</w:t>
             </w:r>
           </w:p>
         </w:tc>
       </w:tr>
       <w:tr>
-        <w:tc>
-          <w:tcPr/>
-          <w:p>
-            <w:pPr>
-              <w:pStyle w:val="Compact"/>
-            </w:pPr>
-            <w:r>
-              <w:t xml:space="preserve">April 27 V7 Drive</w:t>
-            </w:r>
-            <w:r>
-              <w:t xml:space="preserve"> </w:t>
-            </w:r>
-            <w:r>
-              <w:rPr>
-                <w:rStyle w:val="VerbatimChar"/>
-              </w:rPr>
-              <w:t xml:space="preserve">experiments/</w:t>
-            </w:r>
-            <w:r>
-              <w:t xml:space="preserve"> </w:t>
-            </w:r>
-            <w:r>
-              <w:t xml:space="preserve">subfolder is empty</w:t>
-            </w:r>
-          </w:p>
-        </w:tc>
-        <w:tc>
-          <w:tcPr/>
-          <w:p>
-            <w:pPr>
-              <w:pStyle w:val="Compact"/>
-            </w:pPr>
-            <w:r>
-              <w:t xml:space="preserve">Low</w:t>
-            </w:r>
-          </w:p>
-        </w:tc>
-        <w:tc>
-          <w:tcPr/>
-          <w:p>
-            <w:pPr>
-              <w:pStyle w:val="Compact"/>
-            </w:pPr>
-            <w:r>
-              <w:t xml:space="preserve">Keep JSON row marked as reconstructed from captured notebook output; do not rerun for folder hygiene.</w:t>
+        <w:trPr>
+          <w:cantSplit/>
+        </w:trPr>
+        <w:tc>
+          <w:tcPr>
+            <w:tcW w:w="2636" w:type="dxa"/>
+            <w:tcMar>
+              <w:top w:w="80" w:type="dxa"/>
+              <w:bottom w:w="80" w:type="dxa"/>
+              <w:start w:w="120" w:type="dxa"/>
+              <w:end w:w="120" w:type="dxa"/>
+            </w:tcMar>
+            <w:vAlign w:val="center"/>
+          </w:tcPr>
+          <w:p>
+            <w:pPr>
+              <w:pStyle w:val="Compact"/>
+              <w:spacing w:before="0" w:after="40" w:line="252" w:lineRule="auto"/>
+              <w:jc w:val="left"/>
+            </w:pPr>
+            <w:r>
+              <w:rPr>
+                <w:rFonts w:ascii="Calibri" w:hAnsi="Calibri" w:eastAsia="Calibri"/>
+                <w:color w:val="0B2545"/>
+                <w:sz w:val="18"/>
+              </w:rPr>
+              <w:t xml:space="preserve">Funding</w:t>
+            </w:r>
+          </w:p>
+        </w:tc>
+        <w:tc>
+          <w:tcPr>
+            <w:tcW w:w="2109" w:type="dxa"/>
+            <w:tcMar>
+              <w:top w:w="80" w:type="dxa"/>
+              <w:bottom w:w="80" w:type="dxa"/>
+              <w:start w:w="120" w:type="dxa"/>
+              <w:end w:w="120" w:type="dxa"/>
+            </w:tcMar>
+            <w:vAlign w:val="center"/>
+          </w:tcPr>
+          <w:p>
+            <w:pPr>
+              <w:pStyle w:val="Compact"/>
+              <w:spacing w:before="0" w:after="40" w:line="252" w:lineRule="auto"/>
+              <w:jc w:val="center"/>
+            </w:pPr>
+            <w:r>
+              <w:rPr>
+                <w:rFonts w:ascii="Calibri" w:hAnsi="Calibri" w:eastAsia="Calibri"/>
+                <w:color w:val="0B2545"/>
+                <w:sz w:val="18"/>
+              </w:rPr>
+              <w:t xml:space="preserve">Ready</w:t>
+            </w:r>
+          </w:p>
+        </w:tc>
+        <w:tc>
+          <w:tcPr>
+            <w:tcW w:w="4615" w:type="dxa"/>
+            <w:tcMar>
+              <w:top w:w="80" w:type="dxa"/>
+              <w:bottom w:w="80" w:type="dxa"/>
+              <w:start w:w="120" w:type="dxa"/>
+              <w:end w:w="120" w:type="dxa"/>
+            </w:tcMar>
+            <w:vAlign w:val="center"/>
+          </w:tcPr>
+          <w:p>
+            <w:pPr>
+              <w:pStyle w:val="Compact"/>
+              <w:spacing w:before="0" w:after="40" w:line="252" w:lineRule="auto"/>
+              <w:jc w:val="left"/>
+            </w:pPr>
+            <w:r>
+              <w:rPr>
+                <w:rFonts w:ascii="Calibri" w:hAnsi="Calibri" w:eastAsia="Calibri"/>
+                <w:color w:val="0B2545"/>
+                <w:sz w:val="18"/>
+              </w:rPr>
+              <w:t xml:space="preserve">“This research received no external funding.”</w:t>
             </w:r>
           </w:p>
         </w:tc>
       </w:tr>
       <w:tr>
-        <w:tc>
-          <w:tcPr/>
-          <w:p>
-            <w:pPr>
-              <w:pStyle w:val="Compact"/>
-            </w:pPr>
-            <w:r>
-              <w:t xml:space="preserve">Dataset access / licensing in final paper</w:t>
-            </w:r>
-          </w:p>
-        </w:tc>
-        <w:tc>
-          <w:tcPr/>
-          <w:p>
-            <w:pPr>
-              <w:pStyle w:val="Compact"/>
-            </w:pPr>
-            <w:r>
-              <w:t xml:space="preserve">Medium</w:t>
-            </w:r>
-          </w:p>
-        </w:tc>
-        <w:tc>
-          <w:tcPr/>
-          <w:p>
-            <w:pPr>
-              <w:pStyle w:val="Compact"/>
-            </w:pPr>
-            <w:r>
-              <w:t xml:space="preserve">Add dataset access instructions or archive link before external submission.</w:t>
+        <w:trPr>
+          <w:cantSplit/>
+        </w:trPr>
+        <w:tc>
+          <w:tcPr>
+            <w:tcW w:w="2636" w:type="dxa"/>
+            <w:tcMar>
+              <w:top w:w="80" w:type="dxa"/>
+              <w:bottom w:w="80" w:type="dxa"/>
+              <w:start w:w="120" w:type="dxa"/>
+              <w:end w:w="120" w:type="dxa"/>
+            </w:tcMar>
+            <w:vAlign w:val="center"/>
+          </w:tcPr>
+          <w:p>
+            <w:pPr>
+              <w:pStyle w:val="Compact"/>
+              <w:spacing w:before="0" w:after="40" w:line="252" w:lineRule="auto"/>
+              <w:jc w:val="left"/>
+            </w:pPr>
+            <w:r>
+              <w:rPr>
+                <w:rFonts w:ascii="Calibri" w:hAnsi="Calibri" w:eastAsia="Calibri"/>
+                <w:color w:val="0B2545"/>
+                <w:sz w:val="18"/>
+              </w:rPr>
+              <w:t xml:space="preserve">Competing interests</w:t>
+            </w:r>
+          </w:p>
+        </w:tc>
+        <w:tc>
+          <w:tcPr>
+            <w:tcW w:w="2109" w:type="dxa"/>
+            <w:tcMar>
+              <w:top w:w="80" w:type="dxa"/>
+              <w:bottom w:w="80" w:type="dxa"/>
+              <w:start w:w="120" w:type="dxa"/>
+              <w:end w:w="120" w:type="dxa"/>
+            </w:tcMar>
+            <w:vAlign w:val="center"/>
+          </w:tcPr>
+          <w:p>
+            <w:pPr>
+              <w:pStyle w:val="Compact"/>
+              <w:spacing w:before="0" w:after="40" w:line="252" w:lineRule="auto"/>
+              <w:jc w:val="center"/>
+            </w:pPr>
+            <w:r>
+              <w:rPr>
+                <w:rFonts w:ascii="Calibri" w:hAnsi="Calibri" w:eastAsia="Calibri"/>
+                <w:b/>
+                <w:bCs/>
+                <w:color w:val="0B2545"/>
+                <w:sz w:val="18"/>
+              </w:rPr>
+              <w:t xml:space="preserve">Open</w:t>
+            </w:r>
+          </w:p>
+        </w:tc>
+        <w:tc>
+          <w:tcPr>
+            <w:tcW w:w="4615" w:type="dxa"/>
+            <w:tcMar>
+              <w:top w:w="80" w:type="dxa"/>
+              <w:bottom w:w="80" w:type="dxa"/>
+              <w:start w:w="120" w:type="dxa"/>
+              <w:end w:w="120" w:type="dxa"/>
+            </w:tcMar>
+            <w:vAlign w:val="center"/>
+          </w:tcPr>
+          <w:p>
+            <w:pPr>
+              <w:pStyle w:val="Compact"/>
+              <w:spacing w:before="0" w:after="40" w:line="252" w:lineRule="auto"/>
+              <w:jc w:val="left"/>
+            </w:pPr>
+            <w:r>
+              <w:rPr>
+                <w:rFonts w:ascii="Calibri" w:hAnsi="Calibri" w:eastAsia="Calibri"/>
+                <w:color w:val="0B2545"/>
+                <w:sz w:val="18"/>
+              </w:rPr>
+              <w:t xml:space="preserve">Both authors confirm “none” or provide exact disclosure</w:t>
             </w:r>
           </w:p>
         </w:tc>
       </w:tr>
       <w:tr>
-        <w:tc>
-          <w:tcPr/>
-          <w:p>
-            <w:pPr>
-              <w:pStyle w:val="Compact"/>
-            </w:pPr>
-            <w:r>
-              <w:t xml:space="preserve">Venue scope mismatch</w:t>
-            </w:r>
-          </w:p>
-        </w:tc>
-        <w:tc>
-          <w:tcPr/>
-          <w:p>
-            <w:pPr>
-              <w:pStyle w:val="Compact"/>
-            </w:pPr>
-            <w:r>
-              <w:t xml:space="preserve">Medium</w:t>
-            </w:r>
-          </w:p>
-        </w:tc>
-        <w:tc>
-          <w:tcPr/>
-          <w:p>
-            <w:pPr>
-              <w:pStyle w:val="Compact"/>
-            </w:pPr>
-            <w:r>
-              <w:t xml:space="preserve">Choose specialized QML, applied ML, or cultural-heritage route; re-check current journal scope and quartile immediately before submission.</w:t>
+        <w:trPr>
+          <w:cantSplit/>
+        </w:trPr>
+        <w:tc>
+          <w:tcPr>
+            <w:tcW w:w="2636" w:type="dxa"/>
+            <w:tcMar>
+              <w:top w:w="80" w:type="dxa"/>
+              <w:bottom w:w="80" w:type="dxa"/>
+              <w:start w:w="120" w:type="dxa"/>
+              <w:end w:w="120" w:type="dxa"/>
+            </w:tcMar>
+            <w:vAlign w:val="center"/>
+          </w:tcPr>
+          <w:p>
+            <w:pPr>
+              <w:pStyle w:val="Compact"/>
+              <w:spacing w:before="0" w:after="40" w:line="252" w:lineRule="auto"/>
+              <w:jc w:val="left"/>
+            </w:pPr>
+            <w:r>
+              <w:rPr>
+                <w:rFonts w:ascii="Calibri" w:hAnsi="Calibri" w:eastAsia="Calibri"/>
+                <w:color w:val="0B2545"/>
+                <w:sz w:val="18"/>
+              </w:rPr>
+              <w:t xml:space="preserve">CRediT contributions</w:t>
+            </w:r>
+          </w:p>
+        </w:tc>
+        <w:tc>
+          <w:tcPr>
+            <w:tcW w:w="2109" w:type="dxa"/>
+            <w:tcMar>
+              <w:top w:w="80" w:type="dxa"/>
+              <w:bottom w:w="80" w:type="dxa"/>
+              <w:start w:w="120" w:type="dxa"/>
+              <w:end w:w="120" w:type="dxa"/>
+            </w:tcMar>
+            <w:vAlign w:val="center"/>
+          </w:tcPr>
+          <w:p>
+            <w:pPr>
+              <w:pStyle w:val="Compact"/>
+              <w:spacing w:before="0" w:after="40" w:line="252" w:lineRule="auto"/>
+              <w:jc w:val="center"/>
+            </w:pPr>
+            <w:r>
+              <w:rPr>
+                <w:rFonts w:ascii="Calibri" w:hAnsi="Calibri" w:eastAsia="Calibri"/>
+                <w:b/>
+                <w:bCs/>
+                <w:color w:val="0B2545"/>
+                <w:sz w:val="18"/>
+              </w:rPr>
+              <w:t xml:space="preserve">Open</w:t>
+            </w:r>
+          </w:p>
+        </w:tc>
+        <w:tc>
+          <w:tcPr>
+            <w:tcW w:w="4615" w:type="dxa"/>
+            <w:tcMar>
+              <w:top w:w="80" w:type="dxa"/>
+              <w:bottom w:w="80" w:type="dxa"/>
+              <w:start w:w="120" w:type="dxa"/>
+              <w:end w:w="120" w:type="dxa"/>
+            </w:tcMar>
+            <w:vAlign w:val="center"/>
+          </w:tcPr>
+          <w:p>
+            <w:pPr>
+              <w:pStyle w:val="Compact"/>
+              <w:spacing w:before="0" w:after="40" w:line="252" w:lineRule="auto"/>
+              <w:jc w:val="left"/>
+            </w:pPr>
+            <w:r>
+              <w:rPr>
+                <w:rFonts w:ascii="Calibri" w:hAnsi="Calibri" w:eastAsia="Calibri"/>
+                <w:color w:val="0B2545"/>
+                <w:sz w:val="18"/>
+              </w:rPr>
+              <w:t xml:space="preserve">Both authors approve the proposed role allocation</w:t>
+            </w:r>
+          </w:p>
+        </w:tc>
+      </w:tr>
+      <w:tr>
+        <w:trPr>
+          <w:cantSplit/>
+        </w:trPr>
+        <w:tc>
+          <w:tcPr>
+            <w:tcW w:w="2636" w:type="dxa"/>
+            <w:tcMar>
+              <w:top w:w="80" w:type="dxa"/>
+              <w:bottom w:w="80" w:type="dxa"/>
+              <w:start w:w="120" w:type="dxa"/>
+              <w:end w:w="120" w:type="dxa"/>
+            </w:tcMar>
+            <w:vAlign w:val="center"/>
+          </w:tcPr>
+          <w:p>
+            <w:pPr>
+              <w:pStyle w:val="Compact"/>
+              <w:spacing w:before="0" w:after="40" w:line="252" w:lineRule="auto"/>
+              <w:jc w:val="left"/>
+            </w:pPr>
+            <w:r>
+              <w:rPr>
+                <w:rFonts w:ascii="Calibri" w:hAnsi="Calibri" w:eastAsia="Calibri"/>
+                <w:color w:val="0B2545"/>
+                <w:sz w:val="18"/>
+              </w:rPr>
+              <w:t xml:space="preserve">Ethics wording</w:t>
+            </w:r>
+          </w:p>
+        </w:tc>
+        <w:tc>
+          <w:tcPr>
+            <w:tcW w:w="2109" w:type="dxa"/>
+            <w:tcMar>
+              <w:top w:w="80" w:type="dxa"/>
+              <w:bottom w:w="80" w:type="dxa"/>
+              <w:start w:w="120" w:type="dxa"/>
+              <w:end w:w="120" w:type="dxa"/>
+            </w:tcMar>
+            <w:vAlign w:val="center"/>
+          </w:tcPr>
+          <w:p>
+            <w:pPr>
+              <w:pStyle w:val="Compact"/>
+              <w:spacing w:before="0" w:after="40" w:line="252" w:lineRule="auto"/>
+              <w:jc w:val="center"/>
+            </w:pPr>
+            <w:r>
+              <w:rPr>
+                <w:rFonts w:ascii="Calibri" w:hAnsi="Calibri" w:eastAsia="Calibri"/>
+                <w:color w:val="0B2545"/>
+                <w:sz w:val="18"/>
+              </w:rPr>
+              <w:t xml:space="preserve">Qualified open</w:t>
+            </w:r>
+          </w:p>
+        </w:tc>
+        <w:tc>
+          <w:tcPr>
+            <w:tcW w:w="4615" w:type="dxa"/>
+            <w:tcMar>
+              <w:top w:w="80" w:type="dxa"/>
+              <w:bottom w:w="80" w:type="dxa"/>
+              <w:start w:w="120" w:type="dxa"/>
+              <w:end w:w="120" w:type="dxa"/>
+            </w:tcMar>
+            <w:vAlign w:val="center"/>
+          </w:tcPr>
+          <w:p>
+            <w:pPr>
+              <w:pStyle w:val="Compact"/>
+              <w:spacing w:before="0" w:after="40" w:line="252" w:lineRule="auto"/>
+              <w:jc w:val="left"/>
+            </w:pPr>
+            <w:r>
+              <w:rPr>
+                <w:rFonts w:ascii="Calibri" w:hAnsi="Calibri" w:eastAsia="Calibri"/>
+                <w:color w:val="0B2545"/>
+                <w:sz w:val="18"/>
+              </w:rPr>
+              <w:t xml:space="preserve">Secondary analysis of public isolated-character data; adapt to chosen venue's form</w:t>
+            </w:r>
+          </w:p>
+        </w:tc>
+      </w:tr>
+      <w:tr>
+        <w:trPr>
+          <w:cantSplit/>
+        </w:trPr>
+        <w:tc>
+          <w:tcPr>
+            <w:tcW w:w="2636" w:type="dxa"/>
+            <w:tcMar>
+              <w:top w:w="80" w:type="dxa"/>
+              <w:bottom w:w="80" w:type="dxa"/>
+              <w:start w:w="120" w:type="dxa"/>
+              <w:end w:w="120" w:type="dxa"/>
+            </w:tcMar>
+            <w:vAlign w:val="center"/>
+          </w:tcPr>
+          <w:p>
+            <w:pPr>
+              <w:pStyle w:val="Compact"/>
+              <w:spacing w:before="0" w:after="40" w:line="252" w:lineRule="auto"/>
+              <w:jc w:val="left"/>
+            </w:pPr>
+            <w:r>
+              <w:rPr>
+                <w:rFonts w:ascii="Calibri" w:hAnsi="Calibri" w:eastAsia="Calibri"/>
+                <w:color w:val="0B2545"/>
+                <w:sz w:val="18"/>
+              </w:rPr>
+              <w:t xml:space="preserve">Venue/template</w:t>
+            </w:r>
+          </w:p>
+        </w:tc>
+        <w:tc>
+          <w:tcPr>
+            <w:tcW w:w="2109" w:type="dxa"/>
+            <w:tcMar>
+              <w:top w:w="80" w:type="dxa"/>
+              <w:bottom w:w="80" w:type="dxa"/>
+              <w:start w:w="120" w:type="dxa"/>
+              <w:end w:w="120" w:type="dxa"/>
+            </w:tcMar>
+            <w:vAlign w:val="center"/>
+          </w:tcPr>
+          <w:p>
+            <w:pPr>
+              <w:pStyle w:val="Compact"/>
+              <w:spacing w:before="0" w:after="40" w:line="252" w:lineRule="auto"/>
+              <w:jc w:val="center"/>
+            </w:pPr>
+            <w:r>
+              <w:rPr>
+                <w:rFonts w:ascii="Calibri" w:hAnsi="Calibri" w:eastAsia="Calibri"/>
+                <w:b/>
+                <w:bCs/>
+                <w:color w:val="0B2545"/>
+                <w:sz w:val="18"/>
+              </w:rPr>
+              <w:t xml:space="preserve">Open</w:t>
+            </w:r>
+          </w:p>
+        </w:tc>
+        <w:tc>
+          <w:tcPr>
+            <w:tcW w:w="4615" w:type="dxa"/>
+            <w:tcMar>
+              <w:top w:w="80" w:type="dxa"/>
+              <w:bottom w:w="80" w:type="dxa"/>
+              <w:start w:w="120" w:type="dxa"/>
+              <w:end w:w="120" w:type="dxa"/>
+            </w:tcMar>
+            <w:vAlign w:val="center"/>
+          </w:tcPr>
+          <w:p>
+            <w:pPr>
+              <w:pStyle w:val="Compact"/>
+              <w:spacing w:before="0" w:after="40" w:line="252" w:lineRule="auto"/>
+              <w:jc w:val="left"/>
+            </w:pPr>
+            <w:r>
+              <w:rPr>
+                <w:rFonts w:ascii="Calibri" w:hAnsi="Calibri" w:eastAsia="Calibri"/>
+                <w:color w:val="0B2545"/>
+                <w:sz w:val="18"/>
+              </w:rPr>
+              <w:t xml:space="preserve">Author selects one venue; advisor need not make this operational choice</w:t>
+            </w:r>
+          </w:p>
+        </w:tc>
+      </w:tr>
+      <w:tr>
+        <w:trPr>
+          <w:cantSplit/>
+        </w:trPr>
+        <w:tc>
+          <w:tcPr>
+            <w:tcW w:w="2636" w:type="dxa"/>
+            <w:tcMar>
+              <w:top w:w="80" w:type="dxa"/>
+              <w:bottom w:w="80" w:type="dxa"/>
+              <w:start w:w="120" w:type="dxa"/>
+              <w:end w:w="120" w:type="dxa"/>
+            </w:tcMar>
+            <w:vAlign w:val="center"/>
+          </w:tcPr>
+          <w:p>
+            <w:pPr>
+              <w:pStyle w:val="Compact"/>
+              <w:spacing w:before="0" w:after="40" w:line="252" w:lineRule="auto"/>
+              <w:jc w:val="left"/>
+            </w:pPr>
+            <w:r>
+              <w:rPr>
+                <w:rFonts w:ascii="Calibri" w:hAnsi="Calibri" w:eastAsia="Calibri"/>
+                <w:color w:val="0B2545"/>
+                <w:sz w:val="18"/>
+              </w:rPr>
+              <w:t xml:space="preserve">All-author approval</w:t>
+            </w:r>
+          </w:p>
+        </w:tc>
+        <w:tc>
+          <w:tcPr>
+            <w:tcW w:w="2109" w:type="dxa"/>
+            <w:tcMar>
+              <w:top w:w="80" w:type="dxa"/>
+              <w:bottom w:w="80" w:type="dxa"/>
+              <w:start w:w="120" w:type="dxa"/>
+              <w:end w:w="120" w:type="dxa"/>
+            </w:tcMar>
+            <w:vAlign w:val="center"/>
+          </w:tcPr>
+          <w:p>
+            <w:pPr>
+              <w:pStyle w:val="Compact"/>
+              <w:spacing w:before="0" w:after="40" w:line="252" w:lineRule="auto"/>
+              <w:jc w:val="center"/>
+            </w:pPr>
+            <w:r>
+              <w:rPr>
+                <w:rFonts w:ascii="Calibri" w:hAnsi="Calibri" w:eastAsia="Calibri"/>
+                <w:b/>
+                <w:bCs/>
+                <w:color w:val="0B2545"/>
+                <w:sz w:val="18"/>
+              </w:rPr>
+              <w:t xml:space="preserve">Open</w:t>
+            </w:r>
+          </w:p>
+        </w:tc>
+        <w:tc>
+          <w:tcPr>
+            <w:tcW w:w="4615" w:type="dxa"/>
+            <w:tcMar>
+              <w:top w:w="80" w:type="dxa"/>
+              <w:bottom w:w="80" w:type="dxa"/>
+              <w:start w:w="120" w:type="dxa"/>
+              <w:end w:w="120" w:type="dxa"/>
+            </w:tcMar>
+            <w:vAlign w:val="center"/>
+          </w:tcPr>
+          <w:p>
+            <w:pPr>
+              <w:pStyle w:val="Compact"/>
+              <w:spacing w:before="0" w:after="40" w:line="252" w:lineRule="auto"/>
+              <w:jc w:val="left"/>
+            </w:pPr>
+            <w:r>
+              <w:rPr>
+                <w:rFonts w:ascii="Calibri" w:hAnsi="Calibri" w:eastAsia="Calibri"/>
+                <w:color w:val="0B2545"/>
+                <w:sz w:val="18"/>
+              </w:rPr>
+              <w:t xml:space="preserve">Obtain written approval of the final PDF/source before submission</w:t>
+            </w:r>
+          </w:p>
+        </w:tc>
+      </w:tr>
+      <w:tr>
+        <w:trPr>
+          <w:cantSplit/>
+        </w:trPr>
+        <w:tc>
+          <w:tcPr>
+            <w:tcW w:w="2636" w:type="dxa"/>
+            <w:tcMar>
+              <w:top w:w="80" w:type="dxa"/>
+              <w:bottom w:w="80" w:type="dxa"/>
+              <w:start w:w="120" w:type="dxa"/>
+              <w:end w:w="120" w:type="dxa"/>
+            </w:tcMar>
+            <w:vAlign w:val="center"/>
+          </w:tcPr>
+          <w:p>
+            <w:pPr>
+              <w:pStyle w:val="Compact"/>
+              <w:spacing w:before="0" w:after="40" w:line="252" w:lineRule="auto"/>
+              <w:jc w:val="left"/>
+            </w:pPr>
+            <w:r>
+              <w:rPr>
+                <w:rFonts w:ascii="Calibri" w:hAnsi="Calibri" w:eastAsia="Calibri"/>
+                <w:color w:val="0B2545"/>
+                <w:sz w:val="18"/>
+              </w:rPr>
+              <w:t xml:space="preserve">Versioned public release</w:t>
+            </w:r>
+          </w:p>
+        </w:tc>
+        <w:tc>
+          <w:tcPr>
+            <w:tcW w:w="2109" w:type="dxa"/>
+            <w:tcMar>
+              <w:top w:w="80" w:type="dxa"/>
+              <w:bottom w:w="80" w:type="dxa"/>
+              <w:start w:w="120" w:type="dxa"/>
+              <w:end w:w="120" w:type="dxa"/>
+            </w:tcMar>
+            <w:vAlign w:val="center"/>
+          </w:tcPr>
+          <w:p>
+            <w:pPr>
+              <w:pStyle w:val="Compact"/>
+              <w:spacing w:before="0" w:after="40" w:line="252" w:lineRule="auto"/>
+              <w:jc w:val="center"/>
+            </w:pPr>
+            <w:r>
+              <w:rPr>
+                <w:rFonts w:ascii="Calibri" w:hAnsi="Calibri" w:eastAsia="Calibri"/>
+                <w:color w:val="0B2545"/>
+                <w:sz w:val="18"/>
+              </w:rPr>
+              <w:t xml:space="preserve">Submission-stage</w:t>
+            </w:r>
+          </w:p>
+        </w:tc>
+        <w:tc>
+          <w:tcPr>
+            <w:tcW w:w="4615" w:type="dxa"/>
+            <w:tcMar>
+              <w:top w:w="80" w:type="dxa"/>
+              <w:bottom w:w="80" w:type="dxa"/>
+              <w:start w:w="120" w:type="dxa"/>
+              <w:end w:w="120" w:type="dxa"/>
+            </w:tcMar>
+            <w:vAlign w:val="center"/>
+          </w:tcPr>
+          <w:p>
+            <w:pPr>
+              <w:pStyle w:val="Compact"/>
+              <w:spacing w:before="0" w:after="40" w:line="252" w:lineRule="auto"/>
+              <w:jc w:val="left"/>
+            </w:pPr>
+            <w:r>
+              <w:rPr>
+                <w:rFonts w:ascii="Calibri" w:hAnsi="Calibri" w:eastAsia="Calibri"/>
+                <w:color w:val="0B2545"/>
+                <w:sz w:val="18"/>
+              </w:rPr>
+              <w:t xml:space="preserve">Create immutable release/archive only after the paper and share scope are final</w:t>
             </w:r>
           </w:p>
         </w:tc>
       </w:tr>
     </w:tbl>
-    <w:bookmarkEnd w:id="12"/>
-    <w:bookmarkStart w:id="13" w:name="final-pre-submission-commands"/>
+    <w:bookmarkEnd w:id="11"/>
+    <w:bookmarkStart w:id="12" w:name="scientific-decision"/>
     <w:p>
       <w:pPr>
         <w:pStyle w:val="Heading2"/>
+        <w:keepNext/>
+        <w:spacing w:before="160"/>
       </w:pPr>
       <w:r>
-        <w:t xml:space="preserve">Final Pre-Submission Commands</w:t>
-      </w:r>
-    </w:p>
-    <w:p>
-      <w:pPr>
-        <w:pStyle w:val="FirstParagraph"/>
-      </w:pPr>
-      <w:r>
-        <w:t xml:space="preserve">Run these immediately before creating a submission archive:</w:t>
-      </w:r>
-    </w:p>
-    <w:p>
-      <w:pPr>
-        <w:pStyle w:val="SourceCode"/>
-      </w:pPr>
-      <w:r>
-        <w:rPr>
-          <w:rStyle w:val="VerbatimChar"/>
-        </w:rPr>
-        <w:t xml:space="preserve">git status --short --branch</w:t>
-      </w:r>
-      <w:r>
-        <w:br/>
-      </w:r>
-      <w:r>
-        <w:rPr>
-          <w:rStyle w:val="VerbatimChar"/>
-        </w:rPr>
-        <w:t xml:space="preserve">git diff --check</w:t>
-      </w:r>
-      <w:r>
-        <w:br/>
-      </w:r>
-      <w:r>
-        <w:rPr>
-          <w:rStyle w:val="VerbatimChar"/>
-        </w:rPr>
-        <w:t xml:space="preserve">venv/bin/python -m py_compile \</w:t>
-      </w:r>
-      <w:r>
-        <w:br/>
-      </w:r>
-      <w:r>
-        <w:rPr>
-          <w:rStyle w:val="VerbatimChar"/>
-        </w:rPr>
-        <w:t xml:space="preserve">  scripts/aggregate_benchmarks.py \</w:t>
-      </w:r>
-      <w:r>
-        <w:br/>
-      </w:r>
-      <w:r>
-        <w:rPr>
-          <w:rStyle w:val="VerbatimChar"/>
-        </w:rPr>
-        <w:t xml:space="preserve">  scripts/aggregate_low_data.py \</w:t>
-      </w:r>
-      <w:r>
-        <w:br/>
-      </w:r>
-      <w:r>
-        <w:rPr>
-          <w:rStyle w:val="VerbatimChar"/>
-        </w:rPr>
-        <w:t xml:space="preserve">  scripts/statistical_evidence.py \</w:t>
-      </w:r>
-      <w:r>
-        <w:br/>
-      </w:r>
-      <w:r>
-        <w:rPr>
-          <w:rStyle w:val="VerbatimChar"/>
-        </w:rPr>
-        <w:t xml:space="preserve">  scripts/plot_low_data_results.py</w:t>
-      </w:r>
-      <w:r>
-        <w:br/>
-      </w:r>
-      <w:r>
-        <w:rPr>
-          <w:rStyle w:val="VerbatimChar"/>
-        </w:rPr>
-        <w:t xml:space="preserve">venv/bin/python scripts/aggregate_benchmarks.py \</w:t>
-      </w:r>
-      <w:r>
-        <w:br/>
-      </w:r>
-      <w:r>
-        <w:rPr>
-          <w:rStyle w:val="VerbatimChar"/>
-        </w:rPr>
-        <w:t xml:space="preserve">  --json-out /tmp/qnn_benchmark_summary.json \</w:t>
-      </w:r>
-      <w:r>
-        <w:br/>
-      </w:r>
-      <w:r>
-        <w:rPr>
-          <w:rStyle w:val="VerbatimChar"/>
-        </w:rPr>
-        <w:t xml:space="preserve">  --md-out /tmp/qnn_benchmark_summary.md</w:t>
-      </w:r>
-      <w:r>
-        <w:br/>
-      </w:r>
-      <w:r>
-        <w:rPr>
-          <w:rStyle w:val="VerbatimChar"/>
-        </w:rPr>
-        <w:t xml:space="preserve">venv/bin/python scripts/statistical_evidence.py \</w:t>
-      </w:r>
-      <w:r>
-        <w:br/>
-      </w:r>
-      <w:r>
-        <w:rPr>
-          <w:rStyle w:val="VerbatimChar"/>
-        </w:rPr>
-        <w:t xml:space="preserve">  --json-out /tmp/qnn_statistical_evidence.json \</w:t>
-      </w:r>
-      <w:r>
-        <w:br/>
-      </w:r>
-      <w:r>
-        <w:rPr>
-          <w:rStyle w:val="VerbatimChar"/>
-        </w:rPr>
-        <w:t xml:space="preserve">  --md-out /tmp/qnn_statistical_evidence.md</w:t>
-      </w:r>
-      <w:r>
-        <w:br/>
-      </w:r>
-      <w:r>
-        <w:rPr>
-          <w:rStyle w:val="VerbatimChar"/>
-        </w:rPr>
-        <w:t xml:space="preserve">./scripts/export_docx.sh paper/draft.md</w:t>
-      </w:r>
-    </w:p>
-    <w:p>
-      <w:pPr>
-        <w:pStyle w:val="FirstParagraph"/>
-      </w:pPr>
-      <w:r>
-        <w:t xml:space="preserve">Expected outcome:</w:t>
+        <w:t xml:space="preserve">Scientific Decision</w:t>
       </w:r>
     </w:p>
     <w:p>
@@ -1270,34 +3020,7 @@
         </w:numPr>
       </w:pPr>
       <w:r>
-        <w:t xml:space="preserve">benchmark aggregate matches</w:t>
-      </w:r>
-      <w:r>
-        <w:t xml:space="preserve"> </w:t>
-      </w:r>
-      <w:r>
-        <w:rPr>
-          <w:rStyle w:val="VerbatimChar"/>
-        </w:rPr>
-        <w:t xml:space="preserve">experiments/benchmark_summary.json</w:t>
-      </w:r>
-      <w:r>
-        <w:t xml:space="preserve"> </w:t>
-      </w:r>
-      <w:r>
-        <w:t xml:space="preserve">and</w:t>
-      </w:r>
-      <w:r>
-        <w:t xml:space="preserve"> </w:t>
-      </w:r>
-      <w:r>
-        <w:rPr>
-          <w:rStyle w:val="VerbatimChar"/>
-        </w:rPr>
-        <w:t xml:space="preserve">docs/BENCHMARK_SUMMARY.md</w:t>
-      </w:r>
-      <w:r>
-        <w:t xml:space="preserve">;</w:t>
+        <w:t xml:space="preserve">Do not delay advisor review for a new quantum architecture or a V7 hyperparameter sweep.</w:t>
       </w:r>
     </w:p>
     <w:p>
@@ -1309,7 +3032,7 @@
         </w:numPr>
       </w:pPr>
       <w:r>
-        <w:t xml:space="preserve">statistical evidence output matches</w:t>
+        <w:t xml:space="preserve">The optional low-cost addition is the existing</w:t>
       </w:r>
       <w:r>
         <w:t xml:space="preserve"> </w:t>
@@ -1318,25 +3041,13 @@
         <w:rPr>
           <w:rStyle w:val="VerbatimChar"/>
         </w:rPr>
-        <w:t xml:space="preserve">experiments/statistical_evidence_2026-05-17.json</w:t>
+        <w:t xml:space="preserve">param_linear</w:t>
       </w:r>
       <w:r>
         <w:t xml:space="preserve"> </w:t>
       </w:r>
       <w:r>
-        <w:t xml:space="preserve">and</w:t>
-      </w:r>
-      <w:r>
-        <w:t xml:space="preserve"> </w:t>
-      </w:r>
-      <w:r>
-        <w:rPr>
-          <w:rStyle w:val="VerbatimChar"/>
-        </w:rPr>
-        <w:t xml:space="preserve">docs/STATISTICAL_EVIDENCE_2026-05-17.md</w:t>
-      </w:r>
-      <w:r>
-        <w:t xml:space="preserve">;</w:t>
+        <w:t xml:space="preserve">control on the six-seed low-data grid. It is scientifically useful but not a current submission blocker.</w:t>
       </w:r>
     </w:p>
     <w:p>
@@ -1348,50 +3059,281 @@
         </w:numPr>
       </w:pPr>
       <w:r>
-        <w:rPr>
-          <w:rStyle w:val="VerbatimChar"/>
-        </w:rPr>
-        <w:t xml:space="preserve">paper/draft.docx</w:t>
-      </w:r>
-      <w:r>
-        <w:t xml:space="preserve"> </w:t>
-      </w:r>
-      <w:r>
-        <w:t xml:space="preserve">embeds</w:t>
-      </w:r>
-      <w:r>
-        <w:t xml:space="preserve"> </w:t>
-      </w:r>
-      <w:r>
-        <w:rPr>
-          <w:rStyle w:val="VerbatimChar"/>
-        </w:rPr>
-        <w:t xml:space="preserve">paper/figures/low_data_scaling.png</w:t>
-      </w:r>
-      <w:r>
-        <w:t xml:space="preserve">;</w:t>
+        <w:t xml:space="preserve">If a target venue explicitly demands trainable-quantum novelty, use a pre-specified V7-Lite design with a matched classical replacement; do not perform open-ended search.</w:t>
+      </w:r>
+    </w:p>
+    <w:bookmarkEnd w:id="12"/>
+    <w:bookmarkStart w:id="13" w:name="final-verification-commands"/>
+    <w:p>
+      <w:pPr>
+        <w:pStyle w:val="Heading2"/>
+        <w:keepNext/>
+      </w:pPr>
+      <w:r>
+        <w:t xml:space="preserve">Final Verification Commands</w:t>
       </w:r>
     </w:p>
     <w:p>
       <w:pPr>
-        <w:pStyle w:val="Compact"/>
-        <w:numPr>
-          <w:ilvl w:val="0"/>
-          <w:numId w:val="1001"/>
-        </w:numPr>
+        <w:pStyle w:val="SourceCode"/>
+        <w:keepLines/>
+        <w:spacing w:line="240" w:lineRule="auto" w:before="0" w:after="0"/>
+        <w:jc w:val="left"/>
       </w:pPr>
       <w:r>
-        <w:t xml:space="preserve">working tree contains only intentional formatting/export changes.</w:t>
+        <w:rPr>
+          <w:rStyle w:val="VerbatimChar"/>
+          <w:rFonts w:ascii="Courier New" w:hAnsi="Courier New" w:eastAsia="Courier New"/>
+          <w:color w:val="0B2545"/>
+          <w:sz w:val="17"/>
+        </w:rPr>
+        <w:t xml:space="preserve">git diff --check</w:t>
+      </w:r>
+      <w:r>
+        <w:rPr>
+          <w:rFonts w:ascii="Courier New" w:hAnsi="Courier New" w:eastAsia="Courier New"/>
+          <w:color w:val="0B2545"/>
+          <w:sz w:val="17"/>
+        </w:rPr>
+        <w:br/>
+      </w:r>
+      <w:r>
+        <w:rPr>
+          <w:rStyle w:val="VerbatimChar"/>
+          <w:rFonts w:ascii="Courier New" w:hAnsi="Courier New" w:eastAsia="Courier New"/>
+          <w:color w:val="0B2545"/>
+          <w:sz w:val="17"/>
+        </w:rPr>
+        <w:t xml:space="preserve">venv/bin/python -m py_compile \</w:t>
+      </w:r>
+      <w:r>
+        <w:rPr>
+          <w:rFonts w:ascii="Courier New" w:hAnsi="Courier New" w:eastAsia="Courier New"/>
+          <w:color w:val="0B2545"/>
+          <w:sz w:val="17"/>
+        </w:rPr>
+        <w:br/>
+      </w:r>
+      <w:r>
+        <w:rPr>
+          <w:rStyle w:val="VerbatimChar"/>
+          <w:rFonts w:ascii="Courier New" w:hAnsi="Courier New" w:eastAsia="Courier New"/>
+          <w:color w:val="0B2545"/>
+          <w:sz w:val="17"/>
+        </w:rPr>
+        <w:t xml:space="preserve">  src/dataset.py src/enhanced_training.py src/trainable_quantum_model.py train_v7.py \</w:t>
+      </w:r>
+      <w:r>
+        <w:rPr>
+          <w:rFonts w:ascii="Courier New" w:hAnsi="Courier New" w:eastAsia="Courier New"/>
+          <w:color w:val="0B2545"/>
+          <w:sz w:val="17"/>
+        </w:rPr>
+        <w:br/>
+      </w:r>
+      <w:r>
+        <w:rPr>
+          <w:rStyle w:val="VerbatimChar"/>
+          <w:rFonts w:ascii="Courier New" w:hAnsi="Courier New" w:eastAsia="Courier New"/>
+          <w:color w:val="0B2545"/>
+          <w:sz w:val="17"/>
+        </w:rPr>
+        <w:t xml:space="preserve">  scripts/aggregate_low_data.py scripts/statistical_evidence.py \</w:t>
+      </w:r>
+      <w:r>
+        <w:rPr>
+          <w:rFonts w:ascii="Courier New" w:hAnsi="Courier New" w:eastAsia="Courier New"/>
+          <w:color w:val="0B2545"/>
+          <w:sz w:val="17"/>
+        </w:rPr>
+        <w:br/>
+      </w:r>
+      <w:r>
+        <w:rPr>
+          <w:rStyle w:val="VerbatimChar"/>
+          <w:rFonts w:ascii="Courier New" w:hAnsi="Courier New" w:eastAsia="Courier New"/>
+          <w:color w:val="0B2545"/>
+          <w:sz w:val="17"/>
+        </w:rPr>
+        <w:t xml:space="preserve">  scripts/evaluate_classification_metrics.py \</w:t>
+      </w:r>
+      <w:r>
+        <w:rPr>
+          <w:rFonts w:ascii="Courier New" w:hAnsi="Courier New" w:eastAsia="Courier New"/>
+          <w:color w:val="0B2545"/>
+          <w:sz w:val="17"/>
+        </w:rPr>
+        <w:br/>
+      </w:r>
+      <w:r>
+        <w:rPr>
+          <w:rStyle w:val="VerbatimChar"/>
+          <w:rFonts w:ascii="Courier New" w:hAnsi="Courier New" w:eastAsia="Courier New"/>
+          <w:color w:val="0B2545"/>
+          <w:sz w:val="17"/>
+        </w:rPr>
+        <w:t xml:space="preserve">  scripts/evaluate_low_data_classification_metrics.py \</w:t>
+      </w:r>
+      <w:r>
+        <w:rPr>
+          <w:rFonts w:ascii="Courier New" w:hAnsi="Courier New" w:eastAsia="Courier New"/>
+          <w:color w:val="0B2545"/>
+          <w:sz w:val="17"/>
+        </w:rPr>
+        <w:br/>
+      </w:r>
+      <w:r>
+        <w:rPr>
+          <w:rStyle w:val="VerbatimChar"/>
+          <w:rFonts w:ascii="Courier New" w:hAnsi="Courier New" w:eastAsia="Courier New"/>
+          <w:color w:val="0B2545"/>
+          <w:sz w:val="17"/>
+        </w:rPr>
+        <w:t xml:space="preserve">  scripts/reconcile_drive_artifacts.py scripts/build_submission_manifest.py</w:t>
+      </w:r>
+      <w:r>
+        <w:rPr>
+          <w:rFonts w:ascii="Courier New" w:hAnsi="Courier New" w:eastAsia="Courier New"/>
+          <w:color w:val="0B2545"/>
+          <w:sz w:val="17"/>
+        </w:rPr>
+        <w:br/>
+      </w:r>
+      <w:r>
+        <w:rPr>
+          <w:rStyle w:val="VerbatimChar"/>
+          <w:rFonts w:ascii="Courier New" w:hAnsi="Courier New" w:eastAsia="Courier New"/>
+          <w:color w:val="0B2545"/>
+          <w:sz w:val="17"/>
+        </w:rPr>
+        <w:t xml:space="preserve">venv/bin/python scripts/reconcile_drive_artifacts.py</w:t>
+      </w:r>
+      <w:r>
+        <w:rPr>
+          <w:rFonts w:ascii="Courier New" w:hAnsi="Courier New" w:eastAsia="Courier New"/>
+          <w:color w:val="0B2545"/>
+          <w:sz w:val="17"/>
+        </w:rPr>
+        <w:br/>
+      </w:r>
+      <w:r>
+        <w:rPr>
+          <w:rStyle w:val="VerbatimChar"/>
+          <w:rFonts w:ascii="Courier New" w:hAnsi="Courier New" w:eastAsia="Courier New"/>
+          <w:color w:val="0B2545"/>
+          <w:sz w:val="17"/>
+        </w:rPr>
+        <w:t xml:space="preserve">venv/bin/python scripts/aggregate_benchmarks.py</w:t>
+      </w:r>
+      <w:r>
+        <w:rPr>
+          <w:rFonts w:ascii="Courier New" w:hAnsi="Courier New" w:eastAsia="Courier New"/>
+          <w:color w:val="0B2545"/>
+          <w:sz w:val="17"/>
+        </w:rPr>
+        <w:br/>
+      </w:r>
+      <w:r>
+        <w:rPr>
+          <w:rStyle w:val="VerbatimChar"/>
+          <w:rFonts w:ascii="Courier New" w:hAnsi="Courier New" w:eastAsia="Courier New"/>
+          <w:color w:val="0B2545"/>
+          <w:sz w:val="17"/>
+        </w:rPr>
+        <w:t xml:space="preserve">venv/bin/python scripts/aggregate_low_data.py</w:t>
+      </w:r>
+      <w:r>
+        <w:rPr>
+          <w:rFonts w:ascii="Courier New" w:hAnsi="Courier New" w:eastAsia="Courier New"/>
+          <w:color w:val="0B2545"/>
+          <w:sz w:val="17"/>
+        </w:rPr>
+        <w:br/>
+      </w:r>
+      <w:r>
+        <w:rPr>
+          <w:rStyle w:val="VerbatimChar"/>
+          <w:rFonts w:ascii="Courier New" w:hAnsi="Courier New" w:eastAsia="Courier New"/>
+          <w:color w:val="0B2545"/>
+          <w:sz w:val="17"/>
+        </w:rPr>
+        <w:t xml:space="preserve">venv/bin/python scripts/statistical_evidence.py</w:t>
+      </w:r>
+      <w:r>
+        <w:rPr>
+          <w:rFonts w:ascii="Courier New" w:hAnsi="Courier New" w:eastAsia="Courier New"/>
+          <w:color w:val="0B2545"/>
+          <w:sz w:val="17"/>
+        </w:rPr>
+        <w:br/>
+      </w:r>
+      <w:r>
+        <w:rPr>
+          <w:rStyle w:val="VerbatimChar"/>
+          <w:rFonts w:ascii="Courier New" w:hAnsi="Courier New" w:eastAsia="Courier New"/>
+          <w:color w:val="0B2545"/>
+          <w:sz w:val="17"/>
+        </w:rPr>
+        <w:t xml:space="preserve">venv/bin/python scripts/evaluate_classification_metrics.py</w:t>
+      </w:r>
+      <w:r>
+        <w:rPr>
+          <w:rFonts w:ascii="Courier New" w:hAnsi="Courier New" w:eastAsia="Courier New"/>
+          <w:color w:val="0B2545"/>
+          <w:sz w:val="17"/>
+        </w:rPr>
+        <w:br/>
+      </w:r>
+      <w:r>
+        <w:rPr>
+          <w:rStyle w:val="VerbatimChar"/>
+          <w:rFonts w:ascii="Courier New" w:hAnsi="Courier New" w:eastAsia="Courier New"/>
+          <w:color w:val="0B2545"/>
+          <w:sz w:val="17"/>
+        </w:rPr>
+        <w:t xml:space="preserve">venv/bin/python scripts/evaluate_low_data_classification_metrics.py</w:t>
+      </w:r>
+      <w:r>
+        <w:rPr>
+          <w:rFonts w:ascii="Courier New" w:hAnsi="Courier New" w:eastAsia="Courier New"/>
+          <w:color w:val="0B2545"/>
+          <w:sz w:val="17"/>
+        </w:rPr>
+        <w:br/>
+      </w:r>
+      <w:r>
+        <w:rPr>
+          <w:rStyle w:val="VerbatimChar"/>
+          <w:rFonts w:ascii="Courier New" w:hAnsi="Courier New" w:eastAsia="Courier New"/>
+          <w:color w:val="0B2545"/>
+          <w:sz w:val="17"/>
+        </w:rPr>
+        <w:t xml:space="preserve">venv/bin/python scripts/build_submission_manifest.py</w:t>
+      </w:r>
+      <w:r>
+        <w:rPr>
+          <w:rFonts w:ascii="Courier New" w:hAnsi="Courier New" w:eastAsia="Courier New"/>
+          <w:color w:val="0B2545"/>
+          <w:sz w:val="17"/>
+        </w:rPr>
+        <w:br/>
+      </w:r>
+      <w:r>
+        <w:rPr>
+          <w:rStyle w:val="VerbatimChar"/>
+          <w:rFonts w:ascii="Courier New" w:hAnsi="Courier New" w:eastAsia="Courier New"/>
+          <w:color w:val="0B2545"/>
+          <w:sz w:val="17"/>
+        </w:rPr>
+        <w:t xml:space="preserve">./scripts/export_docx.sh paper/draft.md</w:t>
       </w:r>
     </w:p>
-    <w:bookmarkEnd w:id="13"/>
-    <w:bookmarkStart w:id="14" w:name="do-not-do-by-default"/>
     <w:p>
       <w:pPr>
-        <w:pStyle w:val="Heading2"/>
+        <w:pStyle w:val="FirstParagraph"/>
       </w:pPr>
       <w:r>
-        <w:t xml:space="preserve">Do Not Do By Default</w:t>
+        <w:t xml:space="preserve">Expected outcome:</w:t>
       </w:r>
     </w:p>
     <w:p>
@@ -1403,7 +3345,7 @@
         </w:numPr>
       </w:pPr>
       <w:r>
-        <w:t xml:space="preserve">Do not launch new V7 training.</w:t>
+        <w:t xml:space="preserve">full-data aggregate remains unchanged;</w:t>
       </w:r>
     </w:p>
     <w:p>
@@ -1415,7 +3357,7 @@
         </w:numPr>
       </w:pPr>
       <w:r>
-        <w:t xml:space="preserve">Do not rerun low-data rows only for artifact hygiene.</w:t>
+        <w:t xml:space="preserve">low-data aggregate contains six current-local seeds and reports train-size ranges;</w:t>
       </w:r>
     </w:p>
     <w:p>
@@ -1427,7 +3369,7 @@
         </w:numPr>
       </w:pPr>
       <w:r>
-        <w:t xml:space="preserve">Do not spend Colab CU until the target venue or reviewer risk justifies a specific additional experiment.</w:t>
+        <w:t xml:space="preserve">every paired low-data confidence interval crosses zero;</w:t>
       </w:r>
     </w:p>
     <w:p>
@@ -1439,17 +3381,42 @@
         </w:numPr>
       </w:pPr>
       <w:r>
-        <w:t xml:space="preserve">Do not merge thesis-faithful, current-local, modern-classical, low-data, and V7 rows into one flat leaderboard.</w:t>
+        <w:t xml:space="preserve">all 21 full-data and 48 current-local low-data checkpoint inferences reproduce source top-1 rows;</w:t>
       </w:r>
     </w:p>
-    <w:bookmarkEnd w:id="14"/>
-    <w:bookmarkStart w:id="15" w:name="next-human-decision"/>
+    <w:p>
+      <w:pPr>
+        <w:pStyle w:val="Compact"/>
+        <w:numPr>
+          <w:ilvl w:val="0"/>
+          <w:numId w:val="1002"/>
+        </w:numPr>
+      </w:pPr>
+      <w:r>
+        <w:t xml:space="preserve">manifests record canonical evidence and the dataset snapshot;</w:t>
+      </w:r>
+    </w:p>
+    <w:p>
+      <w:pPr>
+        <w:pStyle w:val="Compact"/>
+        <w:numPr>
+          <w:ilvl w:val="0"/>
+          <w:numId w:val="1002"/>
+        </w:numPr>
+      </w:pPr>
+      <w:r>
+        <w:t xml:space="preserve">exported Word documents contain no clipped figures or tables.</w:t>
+      </w:r>
+    </w:p>
+    <w:bookmarkEnd w:id="13"/>
+    <w:bookmarkStart w:id="14" w:name="submission-day-stop-conditions"/>
     <w:p>
       <w:pPr>
         <w:pStyle w:val="Heading2"/>
+        <w:keepNext/>
       </w:pPr>
       <w:r>
-        <w:t xml:space="preserve">Next Human Decision</w:t>
+        <w:t xml:space="preserve">Submission-Day Stop Conditions</w:t>
       </w:r>
     </w:p>
     <w:p>
@@ -1457,7 +3424,7 @@
         <w:pStyle w:val="FirstParagraph"/>
       </w:pPr>
       <w:r>
-        <w:t xml:space="preserve">Choose the submission route:</w:t>
+        <w:t xml:space="preserve">Do not submit if any of the following remains true:</w:t>
       </w:r>
     </w:p>
     <w:p>
@@ -1469,17 +3436,7 @@
         </w:numPr>
       </w:pPr>
       <w:r>
-        <w:rPr>
-          <w:b/>
-          <w:bCs/>
-        </w:rPr>
-        <w:t xml:space="preserve">Specialized QML route:</w:t>
-      </w:r>
-      <w:r>
-        <w:t xml:space="preserve"> </w:t>
-      </w:r>
-      <w:r>
-        <w:t xml:space="preserve">strongest fit for benchmark discipline, negative-result honesty, and hybrid-QML engineering lessons.</w:t>
+        <w:t xml:space="preserve">first-author affiliation/contact or corresponding author is unresolved;</w:t>
       </w:r>
     </w:p>
     <w:p>
@@ -1491,17 +3448,7 @@
         </w:numPr>
       </w:pPr>
       <w:r>
-        <w:rPr>
-          <w:b/>
-          <w:bCs/>
-        </w:rPr>
-        <w:t xml:space="preserve">Applied OCR / cultural heritage route:</w:t>
-      </w:r>
-      <w:r>
-        <w:t xml:space="preserve"> </w:t>
-      </w:r>
-      <w:r>
-        <w:t xml:space="preserve">strongest fit if the Ottoman script recognition and dataset contribution are foregrounded.</w:t>
+        <w:t xml:space="preserve">any author has not approved order, CRediT roles, COI declaration, and the final manuscript;</w:t>
       </w:r>
     </w:p>
     <w:p>
@@ -1513,25 +3460,55 @@
         </w:numPr>
       </w:pPr>
       <w:r>
-        <w:rPr>
-          <w:b/>
-          <w:bCs/>
-        </w:rPr>
-        <w:t xml:space="preserve">Broad Q1-style route:</w:t>
-      </w:r>
-      <w:r>
-        <w:t xml:space="preserve"> </w:t>
-      </w:r>
-      <w:r>
-        <w:t xml:space="preserve">requires more evidence, most likely a second dataset or robustness axis plus stronger statistical design.</w:t>
+        <w:t xml:space="preserve">the chosen venue's current template and declarations are not applied;</w:t>
       </w:r>
     </w:p>
+    <w:p>
+      <w:pPr>
+        <w:pStyle w:val="Compact"/>
+        <w:numPr>
+          <w:ilvl w:val="0"/>
+          <w:numId w:val="1003"/>
+        </w:numPr>
+      </w:pPr>
+      <w:r>
+        <w:t xml:space="preserve">the manuscript says “quantum advantage,” “confirmed low-data advantage,” or claims a causal V7 component effect;</w:t>
+      </w:r>
+    </w:p>
+    <w:p>
+      <w:pPr>
+        <w:pStyle w:val="Compact"/>
+        <w:numPr>
+          <w:ilvl w:val="0"/>
+          <w:numId w:val="1003"/>
+        </w:numPr>
+      </w:pPr>
+      <w:r>
+        <w:t xml:space="preserve">reconstructed V7 JSON is described as byte-original;</w:t>
+      </w:r>
+    </w:p>
+    <w:p>
+      <w:pPr>
+        <w:pStyle w:val="Compact"/>
+        <w:numPr>
+          <w:ilvl w:val="0"/>
+          <w:numId w:val="1003"/>
+        </w:numPr>
+      </w:pPr>
+      <w:r>
+        <w:t xml:space="preserve">the same full manuscript is under review at another archival venue.</w:t>
+      </w:r>
+    </w:p>
+    <w:bookmarkEnd w:id="14"/>
     <w:bookmarkEnd w:id="15"/>
-    <w:bookmarkEnd w:id="16"/>
     <w:sectPr>
+      <w:headerReference w:type="default" r:id="rId9"/>
+      <w:footerReference w:type="default" r:id="rId10"/>
       <w:footnotePr>
         <w:numRestart w:val="eachSect"/>
       </w:footnotePr>
+      <w:pgSz w:w="12240" w:h="15840"/>
+      <w:pgMar w:top="1440" w:right="1440" w:bottom="1440" w:left="1440" w:header="708" w:footer="708"/>
     </w:sectPr>
   </w:body>
 </w:document>
@@ -1541,6 +3518,36 @@
 <w:comments xmlns:w="http://schemas.openxmlformats.org/wordprocessingml/2006/main" xmlns:m="http://schemas.openxmlformats.org/officeDocument/2006/math" xmlns:r="http://schemas.openxmlformats.org/officeDocument/2006/relationships" xmlns:o="urn:schemas-microsoft-com:office:office" xmlns:v="urn:schemas-microsoft-com:vml" xmlns:w10="urn:schemas-microsoft-com:office:word" xmlns:a="http://schemas.openxmlformats.org/drawingml/2006/main" xmlns:pic="http://schemas.openxmlformats.org/drawingml/2006/picture" xmlns:wp="http://schemas.openxmlformats.org/drawingml/2006/wordprocessingDrawing"/>
 </file>
 
+<file path=word/footer1.xml><?xml version="1.0" encoding="utf-8"?>
+<w:ftr xmlns:m="http://schemas.openxmlformats.org/officeDocument/2006/math" xmlns:mc="http://schemas.openxmlformats.org/markup-compatibility/2006" xmlns:mo="http://schemas.microsoft.com/office/mac/office/2008/main" xmlns:mv="urn:schemas-microsoft-com:mac:vml" xmlns:o="urn:schemas-microsoft-com:office:office" xmlns:r="http://schemas.openxmlformats.org/officeDocument/2006/relationships" xmlns:v="urn:schemas-microsoft-com:vml" xmlns:w10="urn:schemas-microsoft-com:office:word" xmlns:w14="http://schemas.microsoft.com/office/word/2010/wordml" xmlns:w="http://schemas.openxmlformats.org/wordprocessingml/2006/main" xmlns:wne="http://schemas.microsoft.com/office/word/2006/wordml" xmlns:wp14="http://schemas.microsoft.com/office/word/2010/wordprocessingDrawing" xmlns:wp="http://schemas.openxmlformats.org/drawingml/2006/wordprocessingDrawing" xmlns:wpc="http://schemas.microsoft.com/office/word/2010/wordprocessingCanvas" xmlns:wpg="http://schemas.microsoft.com/office/word/2010/wordprocessingGroup" xmlns:wpi="http://schemas.microsoft.com/office/word/2010/wordprocessingInk" xmlns:wps="http://schemas.microsoft.com/office/word/2010/wordprocessingShape" mc:Ignorable="w14 wp14">
+  <w:p>
+    <w:pPr>
+      <w:pStyle w:val="Footer"/>
+      <w:jc w:val="right"/>
+    </w:pPr>
+    <w:r>
+      <w:rPr>
+        <w:rFonts w:ascii="Calibri" w:hAnsi="Calibri" w:eastAsia="Calibri"/>
+        <w:color w:val="666666"/>
+        <w:sz w:val="17"/>
+      </w:rPr>
+      <w:t xml:space="preserve">Page </w:t>
+    </w:r>
+    <w:r>
+      <w:rPr>
+        <w:rFonts w:ascii="Calibri" w:hAnsi="Calibri" w:eastAsia="Calibri"/>
+        <w:color w:val="666666"/>
+        <w:sz w:val="17"/>
+      </w:rPr>
+      <w:fldChar w:fldCharType="begin"/>
+      <w:instrText xml:space="preserve"> PAGE </w:instrText>
+      <w:fldChar w:fldCharType="separate"/>
+      <w:fldChar w:fldCharType="end"/>
+    </w:r>
+  </w:p>
+</w:ftr>
+</file>
+
 <file path=word/footnotes.xml><?xml version="1.0" encoding="utf-8"?>
 <w:footnotes xmlns:w="http://schemas.openxmlformats.org/wordprocessingml/2006/main" xmlns:m="http://schemas.openxmlformats.org/officeDocument/2006/math" xmlns:r="http://schemas.openxmlformats.org/officeDocument/2006/relationships" xmlns:o="urn:schemas-microsoft-com:office:office" xmlns:v="urn:schemas-microsoft-com:vml" xmlns:w10="urn:schemas-microsoft-com:office:word" xmlns:a="http://schemas.openxmlformats.org/drawingml/2006/main" xmlns:pic="http://schemas.openxmlformats.org/drawingml/2006/picture" xmlns:wp="http://schemas.openxmlformats.org/drawingml/2006/wordprocessingDrawing">
   <w:footnote w:type="continuationSeparator" w:id="0">
@@ -1558,6 +3565,26 @@
     </w:p>
   </w:footnote>
 </w:footnotes>
+</file>
+
+<file path=word/header1.xml><?xml version="1.0" encoding="utf-8"?>
+<w:hdr xmlns:m="http://schemas.openxmlformats.org/officeDocument/2006/math" xmlns:mc="http://schemas.openxmlformats.org/markup-compatibility/2006" xmlns:mo="http://schemas.microsoft.com/office/mac/office/2008/main" xmlns:mv="urn:schemas-microsoft-com:mac:vml" xmlns:o="urn:schemas-microsoft-com:office:office" xmlns:r="http://schemas.openxmlformats.org/officeDocument/2006/relationships" xmlns:v="urn:schemas-microsoft-com:vml" xmlns:w10="urn:schemas-microsoft-com:office:word" xmlns:w14="http://schemas.microsoft.com/office/word/2010/wordml" xmlns:w="http://schemas.openxmlformats.org/wordprocessingml/2006/main" xmlns:wne="http://schemas.microsoft.com/office/word/2006/wordml" xmlns:wp14="http://schemas.microsoft.com/office/word/2010/wordprocessingDrawing" xmlns:wp="http://schemas.openxmlformats.org/drawingml/2006/wordprocessingDrawing" xmlns:wpc="http://schemas.microsoft.com/office/word/2010/wordprocessingCanvas" xmlns:wpg="http://schemas.microsoft.com/office/word/2010/wordprocessingGroup" xmlns:wpi="http://schemas.microsoft.com/office/word/2010/wordprocessingInk" xmlns:wps="http://schemas.microsoft.com/office/word/2010/wordprocessingShape" mc:Ignorable="w14 wp14">
+  <w:p>
+    <w:pPr>
+      <w:pStyle w:val="Header"/>
+      <w:spacing w:after="0"/>
+      <w:jc w:val="right"/>
+    </w:pPr>
+    <w:r>
+      <w:rPr>
+        <w:rFonts w:ascii="Calibri" w:hAnsi="Calibri" w:eastAsia="Calibri"/>
+        <w:color w:val="666666"/>
+        <w:sz w:val="17"/>
+      </w:rPr>
+      <w:t>Ottoman QML OCR | Submission Readiness</w:t>
+    </w:r>
+  </w:p>
+</w:hdr>
 </file>
 
 <file path=word/numbering.xml><?xml version="1.0" encoding="utf-8"?>
@@ -1741,91 +3768,6 @@
       </w:rPr>
     </w:lvl>
   </w:abstractNum>
-  <w:abstractNum w:abstractNumId="99411">
-    <w:nsid w:val="00A99411"/>
-    <w:multiLevelType w:val="multilevel"/>
-    <w:lvl w:ilvl="0">
-      <w:start w:val="1"/>
-      <w:numFmt w:val="decimal"/>
-      <w:lvlText w:val="%1."/>
-      <w:lvlJc w:val="left"/>
-      <w:pPr>
-        <w:ind w:left="720" w:hanging="360"/>
-      </w:pPr>
-    </w:lvl>
-    <w:lvl w:ilvl="1">
-      <w:start w:val="1"/>
-      <w:numFmt w:val="decimal"/>
-      <w:lvlText w:val="%2."/>
-      <w:lvlJc w:val="left"/>
-      <w:pPr>
-        <w:ind w:left="1440" w:hanging="360"/>
-      </w:pPr>
-    </w:lvl>
-    <w:lvl w:ilvl="2">
-      <w:start w:val="1"/>
-      <w:numFmt w:val="decimal"/>
-      <w:lvlText w:val="%3."/>
-      <w:lvlJc w:val="left"/>
-      <w:pPr>
-        <w:ind w:left="2160" w:hanging="360"/>
-      </w:pPr>
-    </w:lvl>
-    <w:lvl w:ilvl="3">
-      <w:start w:val="1"/>
-      <w:numFmt w:val="decimal"/>
-      <w:lvlText w:val="%4."/>
-      <w:lvlJc w:val="left"/>
-      <w:pPr>
-        <w:ind w:left="2880" w:hanging="360"/>
-      </w:pPr>
-    </w:lvl>
-    <w:lvl w:ilvl="4">
-      <w:start w:val="1"/>
-      <w:numFmt w:val="decimal"/>
-      <w:lvlText w:val="%5."/>
-      <w:lvlJc w:val="left"/>
-      <w:pPr>
-        <w:ind w:left="3600" w:hanging="360"/>
-      </w:pPr>
-    </w:lvl>
-    <w:lvl w:ilvl="5">
-      <w:start w:val="1"/>
-      <w:numFmt w:val="decimal"/>
-      <w:lvlText w:val="%6."/>
-      <w:lvlJc w:val="left"/>
-      <w:pPr>
-        <w:ind w:left="4320" w:hanging="360"/>
-      </w:pPr>
-    </w:lvl>
-    <w:lvl w:ilvl="6">
-      <w:start w:val="1"/>
-      <w:numFmt w:val="decimal"/>
-      <w:lvlText w:val="%7."/>
-      <w:lvlJc w:val="left"/>
-      <w:pPr>
-        <w:ind w:left="5040" w:hanging="360"/>
-      </w:pPr>
-    </w:lvl>
-    <w:lvl w:ilvl="7">
-      <w:start w:val="1"/>
-      <w:numFmt w:val="decimal"/>
-      <w:lvlText w:val="%8."/>
-      <w:lvlJc w:val="left"/>
-      <w:pPr>
-        <w:ind w:left="5760" w:hanging="360"/>
-      </w:pPr>
-    </w:lvl>
-    <w:lvl w:ilvl="8">
-      <w:start w:val="1"/>
-      <w:numFmt w:val="decimal"/>
-      <w:lvlText w:val="%9."/>
-      <w:lvlJc w:val="left"/>
-      <w:pPr>
-        <w:ind w:left="6480" w:hanging="360"/>
-      </w:pPr>
-    </w:lvl>
-  </w:abstractNum>
   <w:num w:numId="1000">
     <w:abstractNumId w:val="990"/>
   </w:num>
@@ -1836,34 +3778,7 @@
     <w:abstractNumId w:val="991"/>
   </w:num>
   <w:num w:numId="1003">
-    <w:abstractNumId w:val="99411"/>
-    <w:lvlOverride w:ilvl="0">
-      <w:startOverride w:val="1"/>
-    </w:lvlOverride>
-    <w:lvlOverride w:ilvl="1">
-      <w:startOverride w:val="1"/>
-    </w:lvlOverride>
-    <w:lvlOverride w:ilvl="2">
-      <w:startOverride w:val="1"/>
-    </w:lvlOverride>
-    <w:lvlOverride w:ilvl="3">
-      <w:startOverride w:val="1"/>
-    </w:lvlOverride>
-    <w:lvlOverride w:ilvl="4">
-      <w:startOverride w:val="1"/>
-    </w:lvlOverride>
-    <w:lvlOverride w:ilvl="5">
-      <w:startOverride w:val="1"/>
-    </w:lvlOverride>
-    <w:lvlOverride w:ilvl="6">
-      <w:startOverride w:val="1"/>
-    </w:lvlOverride>
-    <w:lvlOverride w:ilvl="7">
-      <w:startOverride w:val="1"/>
-    </w:lvlOverride>
-    <w:lvlOverride w:ilvl="8">
-      <w:startOverride w:val="1"/>
-    </w:lvlOverride>
+    <w:abstractNumId w:val="991"/>
   </w:num>
 </w:numbering>
 </file>
@@ -1889,6 +3804,15 @@
   <w:style w:default="1" w:styleId="Normal" w:type="paragraph">
     <w:name w:val="Normal"/>
     <w:qFormat/>
+    <w:pPr>
+      <w:spacing w:before="0" w:after="120" w:line="300" w:lineRule="auto"/>
+    </w:pPr>
+    <w:rPr>
+      <w:rFonts w:ascii="Calibri" w:hAnsi="Calibri"/>
+      <w:b w:val="0"/>
+      <w:color w:val="000000"/>
+      <w:sz w:val="22"/>
+    </w:rPr>
   </w:style>
   <w:style w:styleId="BodyText" w:type="paragraph">
     <w:name w:val="Body Text"/>
@@ -1896,22 +3820,43 @@
     <w:link w:val="BodyTextChar"/>
     <w:qFormat/>
     <w:pPr>
-      <w:spacing w:after="180" w:before="180"/>
+      <w:spacing w:after="120" w:before="0" w:line="300" w:lineRule="auto"/>
     </w:pPr>
+    <w:rPr>
+      <w:rFonts w:ascii="Calibri" w:hAnsi="Calibri"/>
+      <w:b w:val="0"/>
+      <w:color w:val="000000"/>
+      <w:sz w:val="22"/>
+    </w:rPr>
   </w:style>
   <w:style w:customStyle="1" w:styleId="FirstParagraph" w:type="paragraph">
     <w:name w:val="First Paragraph"/>
     <w:basedOn w:val="BodyText"/>
     <w:next w:val="BodyText"/>
     <w:qFormat/>
+    <w:pPr>
+      <w:spacing w:before="0" w:after="120" w:line="300" w:lineRule="auto"/>
+    </w:pPr>
+    <w:rPr>
+      <w:rFonts w:ascii="Calibri" w:hAnsi="Calibri"/>
+      <w:b w:val="0"/>
+      <w:color w:val="000000"/>
+      <w:sz w:val="22"/>
+    </w:rPr>
   </w:style>
   <w:style w:customStyle="1" w:styleId="Compact" w:type="paragraph">
     <w:name w:val="Compact"/>
     <w:basedOn w:val="BodyText"/>
     <w:qFormat/>
     <w:pPr>
-      <w:spacing w:after="36" w:before="36"/>
+      <w:spacing w:after="80" w:before="0" w:line="300" w:lineRule="auto"/>
     </w:pPr>
+    <w:rPr>
+      <w:rFonts w:ascii="Calibri" w:hAnsi="Calibri"/>
+      <w:b w:val="0"/>
+      <w:color w:val="000000"/>
+      <w:sz w:val="22"/>
+    </w:rPr>
   </w:style>
   <w:style w:styleId="Title" w:type="paragraph">
     <w:name w:val="Title"/>
@@ -2057,13 +4002,14 @@
     <w:pPr>
       <w:keepNext/>
       <w:keepLines/>
-      <w:spacing w:after="80" w:before="360"/>
+      <w:spacing w:after="200" w:before="360" w:line="240" w:lineRule="auto"/>
       <w:outlineLvl w:val="0"/>
     </w:pPr>
     <w:rPr>
-      <w:rFonts w:asciiTheme="majorHAnsi" w:cstheme="majorBidi" w:eastAsiaTheme="majorEastAsia" w:hAnsiTheme="majorHAnsi"/>
-      <w:color w:themeColor="accent1" w:themeShade="BF" w:val="0F4761"/>
-      <w:sz w:val="40"/>
+      <w:rFonts w:asciiTheme="majorHAnsi" w:cstheme="majorBidi" w:eastAsiaTheme="majorEastAsia" w:hAnsiTheme="majorHAnsi" w:ascii="Calibri" w:hAnsi="Calibri"/>
+      <w:b/>
+      <w:color w:val="2E74B5"/>
+      <w:sz w:val="32"/>
       <w:szCs w:val="40"/>
     </w:rPr>
   </w:style>
@@ -2080,13 +4026,14 @@
     <w:pPr>
       <w:keepNext/>
       <w:keepLines/>
-      <w:spacing w:after="80" w:before="160"/>
+      <w:spacing w:after="140" w:before="280" w:line="240" w:lineRule="auto"/>
       <w:outlineLvl w:val="1"/>
     </w:pPr>
     <w:rPr>
-      <w:rFonts w:asciiTheme="majorHAnsi" w:cstheme="majorBidi" w:eastAsiaTheme="majorEastAsia" w:hAnsiTheme="majorHAnsi"/>
-      <w:color w:themeColor="accent1" w:themeShade="BF" w:val="0F4761"/>
-      <w:sz w:val="32"/>
+      <w:rFonts w:asciiTheme="majorHAnsi" w:cstheme="majorBidi" w:eastAsiaTheme="majorEastAsia" w:hAnsiTheme="majorHAnsi" w:ascii="Calibri" w:hAnsi="Calibri"/>
+      <w:b/>
+      <w:color w:val="2E74B5"/>
+      <w:sz w:val="26"/>
       <w:szCs w:val="32"/>
     </w:rPr>
   </w:style>
@@ -2103,13 +4050,14 @@
     <w:pPr>
       <w:keepNext/>
       <w:keepLines/>
-      <w:spacing w:after="80" w:before="160"/>
+      <w:spacing w:after="100" w:before="200" w:line="240" w:lineRule="auto"/>
       <w:outlineLvl w:val="2"/>
     </w:pPr>
     <w:rPr>
-      <w:rFonts w:cstheme="majorBidi" w:eastAsiaTheme="majorEastAsia"/>
-      <w:color w:themeColor="accent1" w:themeShade="BF" w:val="0F4761"/>
-      <w:sz w:val="28"/>
+      <w:rFonts w:cstheme="majorBidi" w:eastAsiaTheme="majorEastAsia" w:ascii="Calibri" w:hAnsi="Calibri"/>
+      <w:b/>
+      <w:color w:val="1F4D78"/>
+      <w:sz w:val="24"/>
       <w:szCs w:val="28"/>
     </w:rPr>
   </w:style>
